--- a/assets/rahul_batra_resume.docx
+++ b/assets/rahul_batra_resume.docx
@@ -142,7 +142,7 @@
           </mc:Choice>
           <mc:Fallback>
             <w:pict>
-              <v:shape w14:anchorId="29C21C26" id="Graphic 1" o:spid="_x0000_s1026" style="position:absolute;margin-left:240.5pt;margin-top:12.65pt;width:108.85pt;height:.1pt;z-index:-15728640;visibility:visible;mso-wrap-style:square;mso-wrap-distance-left:0;mso-wrap-distance-top:0;mso-wrap-distance-right:0;mso-wrap-distance-bottom:0;mso-position-horizontal:absolute;mso-position-horizontal-relative:page;mso-position-vertical:absolute;mso-position-vertical-relative:text;v-text-anchor:top" coordsize="1382395,1270" o:gfxdata="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" path="m,l1382191,e" filled="f" strokeweight=".14039mm">
+              <v:shape w14:anchorId="0D738553" id="Graphic 1" o:spid="_x0000_s1026" style="position:absolute;margin-left:240.5pt;margin-top:12.65pt;width:108.85pt;height:.1pt;z-index:-15728640;visibility:visible;mso-wrap-style:square;mso-wrap-distance-left:0;mso-wrap-distance-top:0;mso-wrap-distance-right:0;mso-wrap-distance-bottom:0;mso-position-horizontal:absolute;mso-position-horizontal-relative:page;mso-position-vertical:absolute;mso-position-vertical-relative:text;v-text-anchor:top" coordsize="1382395,1270" o:gfxdata="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" path="m,l1382191,e" filled="f" strokeweight=".14039mm">
                 <v:path arrowok="t"/>
                 <w10:wrap type="topAndBottom" anchorx="page"/>
               </v:shape>
@@ -175,6 +175,7 @@
         <w:r>
           <w:rPr>
             <w:rStyle w:val="Hyperlink"/>
+            <w:color w:val="000000" w:themeColor="text1"/>
             <w:w w:val="105"/>
           </w:rPr>
           <w:t>91</w:t>
@@ -182,6 +183,7 @@
         <w:r>
           <w:rPr>
             <w:rStyle w:val="Hyperlink"/>
+            <w:color w:val="000000" w:themeColor="text1"/>
             <w:spacing w:val="30"/>
             <w:w w:val="105"/>
           </w:rPr>
@@ -190,6 +192,7 @@
         <w:r>
           <w:rPr>
             <w:rStyle w:val="Hyperlink"/>
+            <w:color w:val="000000" w:themeColor="text1"/>
             <w:w w:val="105"/>
           </w:rPr>
           <w:t>9456182233</w:t>
@@ -260,6 +263,7 @@
           <w:rPr>
             <w:rStyle w:val="Hyperlink"/>
             <w:noProof/>
+            <w:color w:val="auto"/>
           </w:rPr>
           <w:t xml:space="preserve">Portfolio </w:t>
         </w:r>
@@ -268,6 +272,7 @@
             <w:rStyle w:val="Hyperlink"/>
             <w:rFonts w:ascii="Segoe UI Emoji" w:hAnsi="Segoe UI Emoji" w:cs="Segoe UI Emoji"/>
             <w:noProof/>
+            <w:color w:val="000000" w:themeColor="text1"/>
           </w:rPr>
           <w:t>🔗</w:t>
         </w:r>
@@ -388,7 +393,7 @@
           </mc:Choice>
           <mc:Fallback>
             <w:pict>
-              <v:group w14:anchorId="209C3F37" id="Group 3" o:spid="_x0000_s1026" style="width:561.6pt;height:.4pt;mso-position-horizontal-relative:char;mso-position-vertical-relative:line" coordsize="71323,50" o:gfxdata="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">
+              <v:group w14:anchorId="0361CE3D" id="Group 3" o:spid="_x0000_s1026" style="width:561.6pt;height:.4pt;mso-position-horizontal-relative:char;mso-position-vertical-relative:line" coordsize="71323,50" o:gfxdata="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">
                 <v:shape id="Graphic 4" o:spid="_x0000_s1027" style="position:absolute;top:25;width:71323;height:12;visibility:visible;mso-wrap-style:square;v-text-anchor:top" coordsize="7132320,1270" o:gfxdata="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" path="m,l7132320,e" filled="f" strokeweight=".14039mm">
                   <v:path arrowok="t"/>
                 </v:shape>
@@ -813,7 +818,7 @@
           </mc:Choice>
           <mc:Fallback>
             <w:pict>
-              <v:shape w14:anchorId="2CC27C2B" id="Graphic 5" o:spid="_x0000_s1026" style="position:absolute;margin-left:25.2pt;margin-top:21.95pt;width:561.6pt;height:.1pt;z-index:-15727616;visibility:visible;mso-wrap-style:square;mso-wrap-distance-left:0;mso-wrap-distance-top:0;mso-wrap-distance-right:0;mso-wrap-distance-bottom:0;mso-position-horizontal:absolute;mso-position-horizontal-relative:page;mso-position-vertical:absolute;mso-position-vertical-relative:text;v-text-anchor:top" coordsize="7132320,1270" o:gfxdata="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" path="m,l7132320,e" filled="f" strokeweight=".14039mm">
+              <v:shape w14:anchorId="1C8B7855" id="Graphic 5" o:spid="_x0000_s1026" style="position:absolute;margin-left:25.2pt;margin-top:21.95pt;width:561.6pt;height:.1pt;z-index:-15727616;visibility:visible;mso-wrap-style:square;mso-wrap-distance-left:0;mso-wrap-distance-top:0;mso-wrap-distance-right:0;mso-wrap-distance-bottom:0;mso-position-horizontal:absolute;mso-position-horizontal-relative:page;mso-position-vertical:absolute;mso-position-vertical-relative:text;v-text-anchor:top" coordsize="7132320,1270" o:gfxdata="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" path="m,l7132320,e" filled="f" strokeweight=".14039mm">
                 <v:path arrowok="t"/>
                 <w10:wrap type="topAndBottom" anchorx="page"/>
               </v:shape>
@@ -1265,7 +1270,7 @@
           </mc:Choice>
           <mc:Fallback>
             <w:pict>
-              <v:shape w14:anchorId="41E3D076" id="Graphic 6" o:spid="_x0000_s1026" style="position:absolute;margin-left:25.2pt;margin-top:19.4pt;width:561.6pt;height:.1pt;z-index:-15727104;visibility:visible;mso-wrap-style:square;mso-wrap-distance-left:0;mso-wrap-distance-top:0;mso-wrap-distance-right:0;mso-wrap-distance-bottom:0;mso-position-horizontal:absolute;mso-position-horizontal-relative:page;mso-position-vertical:absolute;mso-position-vertical-relative:text;v-text-anchor:top" coordsize="7132320,1270" o:gfxdata="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" path="m,l7132320,e" filled="f" strokeweight=".14039mm">
+              <v:shape w14:anchorId="29640D4D" id="Graphic 6" o:spid="_x0000_s1026" style="position:absolute;margin-left:25.2pt;margin-top:19.4pt;width:561.6pt;height:.1pt;z-index:-15727104;visibility:visible;mso-wrap-style:square;mso-wrap-distance-left:0;mso-wrap-distance-top:0;mso-wrap-distance-right:0;mso-wrap-distance-bottom:0;mso-position-horizontal:absolute;mso-position-horizontal-relative:page;mso-position-vertical:absolute;mso-position-vertical-relative:text;v-text-anchor:top" coordsize="7132320,1270" o:gfxdata="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" path="m,l7132320,e" filled="f" strokeweight=".14039mm">
                 <v:path arrowok="t"/>
                 <w10:wrap type="topAndBottom" anchorx="page"/>
               </v:shape>
@@ -2510,7 +2515,7 @@
           </mc:Choice>
           <mc:Fallback>
             <w:pict>
-              <v:shape w14:anchorId="5DE22B9E" id="Graphic 7" o:spid="_x0000_s1026" style="position:absolute;margin-left:25.2pt;margin-top:21.95pt;width:561.6pt;height:.1pt;z-index:-15726592;visibility:visible;mso-wrap-style:square;mso-wrap-distance-left:0;mso-wrap-distance-top:0;mso-wrap-distance-right:0;mso-wrap-distance-bottom:0;mso-position-horizontal:absolute;mso-position-horizontal-relative:page;mso-position-vertical:absolute;mso-position-vertical-relative:text;v-text-anchor:top" coordsize="7132320,1270" o:gfxdata="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" path="m,l7132320,e" filled="f" strokeweight=".14039mm">
+              <v:shape w14:anchorId="03EB9020" id="Graphic 7" o:spid="_x0000_s1026" style="position:absolute;margin-left:25.2pt;margin-top:21.95pt;width:561.6pt;height:.1pt;z-index:-15726592;visibility:visible;mso-wrap-style:square;mso-wrap-distance-left:0;mso-wrap-distance-top:0;mso-wrap-distance-right:0;mso-wrap-distance-bottom:0;mso-position-horizontal:absolute;mso-position-horizontal-relative:page;mso-position-vertical:absolute;mso-position-vertical-relative:text;v-text-anchor:top" coordsize="7132320,1270" o:gfxdata="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" path="m,l7132320,e" filled="f" strokeweight=".14039mm">
                 <v:path arrowok="t"/>
                 <w10:wrap type="topAndBottom" anchorx="page"/>
               </v:shape>
@@ -4366,7 +4371,7 @@
           </mc:Choice>
           <mc:Fallback>
             <w:pict>
-              <v:shape w14:anchorId="2EEE71E2" id="Graphic 8" o:spid="_x0000_s1026" style="position:absolute;margin-left:25.2pt;margin-top:20pt;width:561.6pt;height:.1pt;z-index:15731712;visibility:visible;mso-wrap-style:square;mso-wrap-distance-left:0;mso-wrap-distance-top:0;mso-wrap-distance-right:0;mso-wrap-distance-bottom:0;mso-position-horizontal:absolute;mso-position-horizontal-relative:page;mso-position-vertical:absolute;mso-position-vertical-relative:text;v-text-anchor:top" coordsize="7132320,1270" o:gfxdata="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" path="m,l7132320,e" filled="f" strokeweight=".14039mm">
+              <v:shape w14:anchorId="5962D30D" id="Graphic 8" o:spid="_x0000_s1026" style="position:absolute;margin-left:25.2pt;margin-top:20pt;width:561.6pt;height:.1pt;z-index:15731712;visibility:visible;mso-wrap-style:square;mso-wrap-distance-left:0;mso-wrap-distance-top:0;mso-wrap-distance-right:0;mso-wrap-distance-bottom:0;mso-position-horizontal:absolute;mso-position-horizontal-relative:page;mso-position-vertical:absolute;mso-position-vertical-relative:text;v-text-anchor:top" coordsize="7132320,1270" o:gfxdata="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" path="m,l7132320,e" filled="f" strokeweight=".14039mm">
                 <v:path arrowok="t"/>
                 <w10:wrap anchorx="page"/>
               </v:shape>
@@ -4484,23 +4489,30 @@
         </w:rPr>
         <w:t xml:space="preserve"> </w:t>
       </w:r>
-      <w:proofErr w:type="spellStart"/>
-      <w:r>
-        <w:rPr>
-          <w:i/>
-          <w:w w:val="120"/>
-          <w:sz w:val="18"/>
-        </w:rPr>
-        <w:t>LangGraph</w:t>
-      </w:r>
-      <w:proofErr w:type="spellEnd"/>
-      <w:r>
-        <w:rPr>
-          <w:i/>
-          <w:w w:val="120"/>
-          <w:sz w:val="18"/>
-        </w:rPr>
-        <w:t>,</w:t>
+      <w:r>
+        <w:rPr>
+          <w:i/>
+          <w:w w:val="120"/>
+          <w:sz w:val="18"/>
+        </w:rPr>
+        <w:t>Flask,</w:t>
+      </w:r>
+      <w:r>
+        <w:rPr>
+          <w:i/>
+          <w:spacing w:val="10"/>
+          <w:w w:val="120"/>
+          <w:sz w:val="18"/>
+        </w:rPr>
+        <w:t xml:space="preserve"> </w:t>
+      </w:r>
+      <w:r>
+        <w:rPr>
+          <w:i/>
+          <w:w w:val="120"/>
+          <w:sz w:val="18"/>
+        </w:rPr>
+        <w:t>Gemini</w:t>
       </w:r>
       <w:r>
         <w:rPr>
@@ -4517,7 +4529,7 @@
           <w:w w:val="120"/>
           <w:sz w:val="18"/>
         </w:rPr>
-        <w:t>Flask,</w:t>
+        <w:t>API,</w:t>
       </w:r>
       <w:r>
         <w:rPr>
@@ -4531,40 +4543,6 @@
       <w:r>
         <w:rPr>
           <w:i/>
-          <w:w w:val="120"/>
-          <w:sz w:val="18"/>
-        </w:rPr>
-        <w:t>Gemini</w:t>
-      </w:r>
-      <w:r>
-        <w:rPr>
-          <w:i/>
-          <w:spacing w:val="11"/>
-          <w:w w:val="120"/>
-          <w:sz w:val="18"/>
-        </w:rPr>
-        <w:t xml:space="preserve"> </w:t>
-      </w:r>
-      <w:r>
-        <w:rPr>
-          <w:i/>
-          <w:w w:val="120"/>
-          <w:sz w:val="18"/>
-        </w:rPr>
-        <w:t>API,</w:t>
-      </w:r>
-      <w:r>
-        <w:rPr>
-          <w:i/>
-          <w:spacing w:val="10"/>
-          <w:w w:val="120"/>
-          <w:sz w:val="18"/>
-        </w:rPr>
-        <w:t xml:space="preserve"> </w:t>
-      </w:r>
-      <w:r>
-        <w:rPr>
-          <w:i/>
           <w:spacing w:val="-2"/>
           <w:w w:val="120"/>
           <w:sz w:val="18"/>
@@ -4589,12 +4567,14 @@
       <w:r>
         <w:rPr>
           <w:i/>
+          <w:color w:val="000000" w:themeColor="text1"/>
           <w:sz w:val="18"/>
         </w:rPr>
         <w:t xml:space="preserve">   </w:t>
       </w:r>
       <w:r>
         <w:rPr>
+          <w:color w:val="000000" w:themeColor="text1"/>
           <w:spacing w:val="-2"/>
           <w:w w:val="125"/>
           <w:sz w:val="18"/>
@@ -4604,6 +4584,7 @@
       <w:proofErr w:type="gramEnd"/>
       <w:r>
         <w:rPr>
+          <w:color w:val="000000" w:themeColor="text1"/>
           <w:spacing w:val="-2"/>
           <w:w w:val="125"/>
           <w:sz w:val="18"/>
@@ -4613,6 +4594,7 @@
       </w:r>
       <w:r>
         <w:rPr>
+          <w:color w:val="000000" w:themeColor="text1"/>
           <w:spacing w:val="-2"/>
           <w:w w:val="125"/>
           <w:sz w:val="18"/>
@@ -4622,6 +4604,7 @@
       </w:r>
       <w:r>
         <w:rPr>
+          <w:color w:val="000000" w:themeColor="text1"/>
           <w:spacing w:val="-2"/>
           <w:w w:val="125"/>
           <w:sz w:val="18"/>
@@ -4630,6 +4613,7 @@
       </w:r>
       <w:r>
         <w:rPr>
+          <w:color w:val="000000" w:themeColor="text1"/>
           <w:spacing w:val="-2"/>
           <w:w w:val="125"/>
           <w:sz w:val="18"/>
@@ -4640,32 +4624,26 @@
       <w:r>
         <w:rPr>
           <w:rStyle w:val="Hyperlink"/>
+          <w:color w:val="000000" w:themeColor="text1"/>
           <w:spacing w:val="-2"/>
           <w:w w:val="125"/>
           <w:sz w:val="18"/>
         </w:rPr>
-        <w:t>GitHu</w:t>
+        <w:t>GitHub</w:t>
       </w:r>
       <w:r>
         <w:rPr>
           <w:rStyle w:val="Hyperlink"/>
+          <w:color w:val="000000" w:themeColor="text1"/>
           <w:spacing w:val="-2"/>
           <w:w w:val="125"/>
           <w:sz w:val="18"/>
         </w:rPr>
-        <w:t>b</w:t>
-      </w:r>
-      <w:r>
-        <w:rPr>
-          <w:rStyle w:val="Hyperlink"/>
-          <w:spacing w:val="-2"/>
-          <w:w w:val="125"/>
-          <w:sz w:val="18"/>
-        </w:rPr>
         <w:t>]</w:t>
       </w:r>
       <w:r>
         <w:rPr>
+          <w:color w:val="000000" w:themeColor="text1"/>
           <w:spacing w:val="-2"/>
           <w:w w:val="125"/>
           <w:sz w:val="18"/>
@@ -4688,6 +4666,319 @@
           <w:sz w:val="18"/>
         </w:rPr>
         <w:t>2025</w:t>
+      </w:r>
+    </w:p>
+    <w:p>
+      <w:pPr>
+        <w:pStyle w:val="BodyText"/>
+        <w:spacing w:line="217" w:lineRule="exact"/>
+      </w:pPr>
+      <w:r>
+        <w:rPr>
+          <w:w w:val="110"/>
+          <w:szCs w:val="22"/>
+        </w:rPr>
+        <w:t>–</w:t>
+      </w:r>
+      <w:r>
+        <w:rPr>
+          <w:w w:val="110"/>
+          <w:szCs w:val="22"/>
+        </w:rPr>
+        <w:t xml:space="preserve"> </w:t>
+      </w:r>
+      <w:r>
+        <w:rPr>
+          <w:w w:val="110"/>
+          <w:szCs w:val="22"/>
+        </w:rPr>
+        <w:t>Developed an AI-powered study planner that generates personalized weekly schedules by analyzing user subjects, deadlines, and priority levels using Gemini API.</w:t>
+      </w:r>
+    </w:p>
+    <w:p>
+      <w:pPr>
+        <w:pStyle w:val="ListParagraph"/>
+        <w:numPr>
+          <w:ilvl w:val="0"/>
+          <w:numId w:val="2"/>
+        </w:numPr>
+        <w:tabs>
+          <w:tab w:val="left" w:pos="582"/>
+        </w:tabs>
+        <w:spacing w:before="39"/>
+        <w:ind w:right="167" w:hanging="206"/>
+        <w:rPr>
+          <w:b/>
+          <w:sz w:val="18"/>
+        </w:rPr>
+      </w:pPr>
+      <w:r>
+        <w:rPr>
+          <w:w w:val="110"/>
+          <w:sz w:val="18"/>
+        </w:rPr>
+        <w:t>Implemented dynamic schedule adjustments and export functionality to streamline study management and reduce manual planning effort.</w:t>
+      </w:r>
+    </w:p>
+    <w:p>
+      <w:pPr>
+        <w:tabs>
+          <w:tab w:val="left" w:pos="7674"/>
+          <w:tab w:val="right" w:pos="11387"/>
+        </w:tabs>
+        <w:spacing w:before="296" w:line="181" w:lineRule="exact"/>
+        <w:ind w:left="143"/>
+        <w:rPr>
+          <w:b/>
+          <w:sz w:val="18"/>
+        </w:rPr>
+      </w:pPr>
+      <w:r>
+        <w:rPr>
+          <w:b/>
+          <w:w w:val="120"/>
+          <w:sz w:val="18"/>
+        </w:rPr>
+        <w:t>AI-Based</w:t>
+      </w:r>
+      <w:r>
+        <w:rPr>
+          <w:b/>
+          <w:spacing w:val="28"/>
+          <w:w w:val="120"/>
+          <w:sz w:val="18"/>
+        </w:rPr>
+        <w:t xml:space="preserve"> </w:t>
+      </w:r>
+      <w:r>
+        <w:rPr>
+          <w:b/>
+          <w:w w:val="120"/>
+          <w:sz w:val="18"/>
+        </w:rPr>
+        <w:t>Diet</w:t>
+      </w:r>
+      <w:r>
+        <w:rPr>
+          <w:b/>
+          <w:spacing w:val="29"/>
+          <w:w w:val="120"/>
+          <w:sz w:val="18"/>
+        </w:rPr>
+        <w:t xml:space="preserve"> </w:t>
+      </w:r>
+      <w:r>
+        <w:rPr>
+          <w:b/>
+          <w:w w:val="120"/>
+          <w:sz w:val="18"/>
+        </w:rPr>
+        <w:t>Recommendation</w:t>
+      </w:r>
+      <w:r>
+        <w:rPr>
+          <w:b/>
+          <w:spacing w:val="28"/>
+          <w:w w:val="120"/>
+          <w:sz w:val="18"/>
+        </w:rPr>
+        <w:t xml:space="preserve"> </w:t>
+      </w:r>
+      <w:r>
+        <w:rPr>
+          <w:b/>
+          <w:w w:val="120"/>
+          <w:sz w:val="18"/>
+        </w:rPr>
+        <w:t>System</w:t>
+      </w:r>
+      <w:r>
+        <w:rPr>
+          <w:b/>
+          <w:spacing w:val="20"/>
+          <w:w w:val="120"/>
+          <w:sz w:val="18"/>
+        </w:rPr>
+        <w:t xml:space="preserve"> </w:t>
+      </w:r>
+      <w:r>
+        <w:rPr>
+          <w:rFonts w:ascii="Arial"/>
+          <w:i/>
+          <w:w w:val="120"/>
+          <w:sz w:val="18"/>
+        </w:rPr>
+        <w:t>|</w:t>
+      </w:r>
+      <w:r>
+        <w:rPr>
+          <w:rFonts w:ascii="Arial"/>
+          <w:i/>
+          <w:spacing w:val="8"/>
+          <w:w w:val="120"/>
+          <w:sz w:val="18"/>
+        </w:rPr>
+        <w:t xml:space="preserve"> </w:t>
+      </w:r>
+      <w:r>
+        <w:rPr>
+          <w:i/>
+          <w:w w:val="120"/>
+          <w:sz w:val="18"/>
+        </w:rPr>
+        <w:t>Python,</w:t>
+      </w:r>
+      <w:r>
+        <w:rPr>
+          <w:i/>
+          <w:spacing w:val="23"/>
+          <w:w w:val="120"/>
+          <w:sz w:val="18"/>
+        </w:rPr>
+        <w:t xml:space="preserve"> </w:t>
+      </w:r>
+      <w:r>
+        <w:rPr>
+          <w:i/>
+          <w:w w:val="120"/>
+          <w:sz w:val="18"/>
+        </w:rPr>
+        <w:t>Flask,</w:t>
+      </w:r>
+      <w:r>
+        <w:rPr>
+          <w:i/>
+          <w:spacing w:val="23"/>
+          <w:w w:val="120"/>
+          <w:sz w:val="18"/>
+        </w:rPr>
+        <w:t xml:space="preserve"> </w:t>
+      </w:r>
+      <w:r>
+        <w:rPr>
+          <w:i/>
+          <w:w w:val="120"/>
+          <w:sz w:val="18"/>
+        </w:rPr>
+        <w:t>Gemini</w:t>
+      </w:r>
+      <w:r>
+        <w:rPr>
+          <w:i/>
+          <w:spacing w:val="23"/>
+          <w:w w:val="120"/>
+          <w:sz w:val="18"/>
+        </w:rPr>
+        <w:t xml:space="preserve"> </w:t>
+      </w:r>
+      <w:r>
+        <w:rPr>
+          <w:i/>
+          <w:w w:val="120"/>
+          <w:sz w:val="18"/>
+        </w:rPr>
+        <w:t>API,</w:t>
+      </w:r>
+      <w:r>
+        <w:rPr>
+          <w:i/>
+          <w:spacing w:val="23"/>
+          <w:w w:val="120"/>
+          <w:sz w:val="18"/>
+        </w:rPr>
+        <w:t xml:space="preserve"> </w:t>
+      </w:r>
+      <w:r>
+        <w:rPr>
+          <w:i/>
+          <w:spacing w:val="-2"/>
+          <w:w w:val="120"/>
+          <w:sz w:val="18"/>
+        </w:rPr>
+        <w:t>HTML/CSS</w:t>
+      </w:r>
+      <w:r>
+        <w:rPr>
+          <w:i/>
+          <w:sz w:val="18"/>
+        </w:rPr>
+        <w:tab/>
+      </w:r>
+      <w:r>
+        <w:rPr>
+          <w:i/>
+          <w:sz w:val="18"/>
+        </w:rPr>
+        <w:t xml:space="preserve">                                                          </w:t>
+      </w:r>
+      <w:proofErr w:type="gramStart"/>
+      <w:r>
+        <w:rPr>
+          <w:i/>
+          <w:sz w:val="18"/>
+        </w:rPr>
+        <w:t xml:space="preserve"> </w:t>
+      </w:r>
+      <w:r>
+        <w:rPr>
+          <w:i/>
+          <w:sz w:val="18"/>
+        </w:rPr>
+        <w:t xml:space="preserve">  </w:t>
+      </w:r>
+      <w:r>
+        <w:rPr>
+          <w:spacing w:val="-2"/>
+          <w:w w:val="120"/>
+          <w:sz w:val="18"/>
+        </w:rPr>
+        <w:t>[</w:t>
+      </w:r>
+      <w:proofErr w:type="gramEnd"/>
+      <w:r>
+        <w:fldChar w:fldCharType="begin"/>
+      </w:r>
+      <w:r>
+        <w:instrText xml:space="preserve">HYPERLINK "https://github.com/rahulbatra03/Diet_Recommend" \h </w:instrText>
+      </w:r>
+      <w:r>
+        <w:fldChar w:fldCharType="separate"/>
+      </w:r>
+      <w:r>
+        <w:rPr>
+          <w:spacing w:val="-2"/>
+          <w:w w:val="120"/>
+          <w:sz w:val="18"/>
+          <w:u w:val="single"/>
+        </w:rPr>
+        <w:t>GitHub</w:t>
+      </w:r>
+      <w:r>
+        <w:fldChar w:fldCharType="end"/>
+      </w:r>
+      <w:r>
+        <w:rPr>
+          <w:spacing w:val="-2"/>
+          <w:w w:val="120"/>
+          <w:sz w:val="18"/>
+        </w:rPr>
+        <w:t>]</w:t>
+      </w:r>
+      <w:r>
+        <w:rPr>
+          <w:rFonts w:ascii="Times New Roman"/>
+          <w:sz w:val="18"/>
+        </w:rPr>
+        <w:tab/>
+      </w:r>
+      <w:r>
+        <w:rPr>
+          <w:b/>
+          <w:spacing w:val="-4"/>
+          <w:w w:val="120"/>
+          <w:sz w:val="18"/>
+        </w:rPr>
+        <w:t>2024</w:t>
       </w:r>
     </w:p>
     <w:p>
@@ -4712,948 +5003,6 @@
           <w:w w:val="110"/>
           <w:sz w:val="18"/>
         </w:rPr>
-        <w:t>Developed</w:t>
-      </w:r>
-      <w:r>
-        <w:rPr>
-          <w:spacing w:val="1"/>
-          <w:w w:val="110"/>
-          <w:sz w:val="18"/>
-        </w:rPr>
-        <w:t xml:space="preserve"> </w:t>
-      </w:r>
-      <w:r>
-        <w:rPr>
-          <w:w w:val="110"/>
-          <w:sz w:val="18"/>
-        </w:rPr>
-        <w:t>an</w:t>
-      </w:r>
-      <w:r>
-        <w:rPr>
-          <w:spacing w:val="1"/>
-          <w:w w:val="110"/>
-          <w:sz w:val="18"/>
-        </w:rPr>
-        <w:t xml:space="preserve"> </w:t>
-      </w:r>
-      <w:r>
-        <w:rPr>
-          <w:w w:val="110"/>
-          <w:sz w:val="18"/>
-        </w:rPr>
-        <w:t>Agentic</w:t>
-      </w:r>
-      <w:r>
-        <w:rPr>
-          <w:spacing w:val="2"/>
-          <w:w w:val="110"/>
-          <w:sz w:val="18"/>
-        </w:rPr>
-        <w:t xml:space="preserve"> </w:t>
-      </w:r>
-      <w:r>
-        <w:rPr>
-          <w:w w:val="110"/>
-          <w:sz w:val="18"/>
-        </w:rPr>
-        <w:t>AI</w:t>
-      </w:r>
-      <w:r>
-        <w:rPr>
-          <w:spacing w:val="1"/>
-          <w:w w:val="110"/>
-          <w:sz w:val="18"/>
-        </w:rPr>
-        <w:t xml:space="preserve"> </w:t>
-      </w:r>
-      <w:r>
-        <w:rPr>
-          <w:w w:val="110"/>
-          <w:sz w:val="18"/>
-        </w:rPr>
-        <w:t>system</w:t>
-      </w:r>
-      <w:r>
-        <w:rPr>
-          <w:spacing w:val="2"/>
-          <w:w w:val="110"/>
-          <w:sz w:val="18"/>
-        </w:rPr>
-        <w:t xml:space="preserve"> </w:t>
-      </w:r>
-      <w:r>
-        <w:rPr>
-          <w:w w:val="110"/>
-          <w:sz w:val="18"/>
-        </w:rPr>
-        <w:t>using</w:t>
-      </w:r>
-      <w:r>
-        <w:rPr>
-          <w:spacing w:val="1"/>
-          <w:w w:val="110"/>
-          <w:sz w:val="18"/>
-        </w:rPr>
-        <w:t xml:space="preserve"> </w:t>
-      </w:r>
-      <w:proofErr w:type="spellStart"/>
-      <w:r>
-        <w:rPr>
-          <w:w w:val="110"/>
-          <w:sz w:val="18"/>
-        </w:rPr>
-        <w:t>LangGraph</w:t>
-      </w:r>
-      <w:proofErr w:type="spellEnd"/>
-      <w:r>
-        <w:rPr>
-          <w:spacing w:val="2"/>
-          <w:w w:val="110"/>
-          <w:sz w:val="18"/>
-        </w:rPr>
-        <w:t xml:space="preserve"> </w:t>
-      </w:r>
-      <w:r>
-        <w:rPr>
-          <w:w w:val="110"/>
-          <w:sz w:val="18"/>
-        </w:rPr>
-        <w:t>multi-node</w:t>
-      </w:r>
-      <w:r>
-        <w:rPr>
-          <w:spacing w:val="1"/>
-          <w:w w:val="110"/>
-          <w:sz w:val="18"/>
-        </w:rPr>
-        <w:t xml:space="preserve"> </w:t>
-      </w:r>
-      <w:r>
-        <w:rPr>
-          <w:w w:val="110"/>
-          <w:sz w:val="18"/>
-        </w:rPr>
-        <w:t>pipelines</w:t>
-      </w:r>
-      <w:r>
-        <w:rPr>
-          <w:spacing w:val="2"/>
-          <w:w w:val="110"/>
-          <w:sz w:val="18"/>
-        </w:rPr>
-        <w:t xml:space="preserve"> </w:t>
-      </w:r>
-      <w:r>
-        <w:rPr>
-          <w:w w:val="110"/>
-          <w:sz w:val="18"/>
-        </w:rPr>
-        <w:t>to</w:t>
-      </w:r>
-      <w:r>
-        <w:rPr>
-          <w:spacing w:val="1"/>
-          <w:w w:val="110"/>
-          <w:sz w:val="18"/>
-        </w:rPr>
-        <w:t xml:space="preserve"> </w:t>
-      </w:r>
-      <w:r>
-        <w:rPr>
-          <w:w w:val="110"/>
-          <w:sz w:val="18"/>
-        </w:rPr>
-        <w:t>generate</w:t>
-      </w:r>
-      <w:r>
-        <w:rPr>
-          <w:spacing w:val="2"/>
-          <w:w w:val="110"/>
-          <w:sz w:val="18"/>
-        </w:rPr>
-        <w:t xml:space="preserve"> </w:t>
-      </w:r>
-      <w:r>
-        <w:rPr>
-          <w:w w:val="110"/>
-          <w:sz w:val="18"/>
-        </w:rPr>
-        <w:t>personalized</w:t>
-      </w:r>
-      <w:r>
-        <w:rPr>
-          <w:spacing w:val="1"/>
-          <w:w w:val="110"/>
-          <w:sz w:val="18"/>
-        </w:rPr>
-        <w:t xml:space="preserve"> </w:t>
-      </w:r>
-      <w:r>
-        <w:rPr>
-          <w:w w:val="110"/>
-          <w:sz w:val="18"/>
-        </w:rPr>
-        <w:t>weekly</w:t>
-      </w:r>
-      <w:r>
-        <w:rPr>
-          <w:spacing w:val="1"/>
-          <w:w w:val="110"/>
-          <w:sz w:val="18"/>
-        </w:rPr>
-        <w:t xml:space="preserve"> </w:t>
-      </w:r>
-      <w:r>
-        <w:rPr>
-          <w:w w:val="110"/>
-          <w:sz w:val="18"/>
-        </w:rPr>
-        <w:t>study</w:t>
-      </w:r>
-      <w:r>
-        <w:rPr>
-          <w:spacing w:val="2"/>
-          <w:w w:val="110"/>
-          <w:sz w:val="18"/>
-        </w:rPr>
-        <w:t xml:space="preserve"> </w:t>
-      </w:r>
-      <w:r>
-        <w:rPr>
-          <w:w w:val="110"/>
-          <w:sz w:val="18"/>
-        </w:rPr>
-        <w:t>schedules,</w:t>
-      </w:r>
-      <w:r>
-        <w:rPr>
-          <w:spacing w:val="1"/>
-          <w:w w:val="110"/>
-          <w:sz w:val="18"/>
-        </w:rPr>
-        <w:t xml:space="preserve"> </w:t>
-      </w:r>
-      <w:r>
-        <w:rPr>
-          <w:spacing w:val="-2"/>
-          <w:w w:val="110"/>
-          <w:sz w:val="18"/>
-        </w:rPr>
-        <w:t>analyzing</w:t>
-      </w:r>
-    </w:p>
-    <w:p>
-      <w:pPr>
-        <w:pStyle w:val="BodyText"/>
-        <w:spacing w:line="217" w:lineRule="exact"/>
-        <w:ind w:left="582" w:firstLine="0"/>
-      </w:pPr>
-      <w:r>
-        <w:rPr>
-          <w:w w:val="110"/>
-        </w:rPr>
-        <w:t>user</w:t>
-      </w:r>
-      <w:r>
-        <w:rPr>
-          <w:spacing w:val="10"/>
-          <w:w w:val="110"/>
-        </w:rPr>
-        <w:t xml:space="preserve"> </w:t>
-      </w:r>
-      <w:r>
-        <w:rPr>
-          <w:w w:val="110"/>
-        </w:rPr>
-        <w:t>subjects,</w:t>
-      </w:r>
-      <w:r>
-        <w:rPr>
-          <w:spacing w:val="10"/>
-          <w:w w:val="110"/>
-        </w:rPr>
-        <w:t xml:space="preserve"> </w:t>
-      </w:r>
-      <w:r>
-        <w:rPr>
-          <w:w w:val="110"/>
-        </w:rPr>
-        <w:t>deadlines,</w:t>
-      </w:r>
-      <w:r>
-        <w:rPr>
-          <w:spacing w:val="10"/>
-          <w:w w:val="110"/>
-        </w:rPr>
-        <w:t xml:space="preserve"> </w:t>
-      </w:r>
-      <w:r>
-        <w:rPr>
-          <w:w w:val="110"/>
-        </w:rPr>
-        <w:t>and</w:t>
-      </w:r>
-      <w:r>
-        <w:rPr>
-          <w:spacing w:val="11"/>
-          <w:w w:val="110"/>
-        </w:rPr>
-        <w:t xml:space="preserve"> </w:t>
-      </w:r>
-      <w:r>
-        <w:rPr>
-          <w:w w:val="110"/>
-        </w:rPr>
-        <w:t>priority</w:t>
-      </w:r>
-      <w:r>
-        <w:rPr>
-          <w:spacing w:val="10"/>
-          <w:w w:val="110"/>
-        </w:rPr>
-        <w:t xml:space="preserve"> </w:t>
-      </w:r>
-      <w:r>
-        <w:rPr>
-          <w:w w:val="110"/>
-        </w:rPr>
-        <w:t>weights</w:t>
-      </w:r>
-      <w:r>
-        <w:rPr>
-          <w:spacing w:val="10"/>
-          <w:w w:val="110"/>
-        </w:rPr>
-        <w:t xml:space="preserve"> </w:t>
-      </w:r>
-      <w:r>
-        <w:rPr>
-          <w:w w:val="110"/>
-        </w:rPr>
-        <w:t>via</w:t>
-      </w:r>
-      <w:r>
-        <w:rPr>
-          <w:spacing w:val="10"/>
-          <w:w w:val="110"/>
-        </w:rPr>
-        <w:t xml:space="preserve"> </w:t>
-      </w:r>
-      <w:r>
-        <w:rPr>
-          <w:w w:val="110"/>
-        </w:rPr>
-        <w:t>LLM</w:t>
-      </w:r>
-      <w:r>
-        <w:rPr>
-          <w:spacing w:val="11"/>
-          <w:w w:val="110"/>
-        </w:rPr>
-        <w:t xml:space="preserve"> </w:t>
-      </w:r>
-      <w:r>
-        <w:rPr>
-          <w:w w:val="110"/>
-        </w:rPr>
-        <w:t>multi-step</w:t>
-      </w:r>
-      <w:r>
-        <w:rPr>
-          <w:spacing w:val="10"/>
-          <w:w w:val="110"/>
-        </w:rPr>
-        <w:t xml:space="preserve"> </w:t>
-      </w:r>
-      <w:r>
-        <w:rPr>
-          <w:spacing w:val="-2"/>
-          <w:w w:val="110"/>
-        </w:rPr>
-        <w:t>reasoning.</w:t>
-      </w:r>
-    </w:p>
-    <w:p>
-      <w:pPr>
-        <w:pStyle w:val="ListParagraph"/>
-        <w:numPr>
-          <w:ilvl w:val="0"/>
-          <w:numId w:val="2"/>
-        </w:numPr>
-        <w:tabs>
-          <w:tab w:val="left" w:pos="582"/>
-        </w:tabs>
-        <w:spacing w:before="39"/>
-        <w:ind w:right="167" w:hanging="206"/>
-        <w:rPr>
-          <w:b/>
-          <w:sz w:val="18"/>
-        </w:rPr>
-      </w:pPr>
-      <w:r>
-        <w:rPr>
-          <w:w w:val="110"/>
-          <w:sz w:val="18"/>
-        </w:rPr>
-        <w:t>Deployed</w:t>
-      </w:r>
-      <w:r>
-        <w:rPr>
-          <w:spacing w:val="-1"/>
-          <w:w w:val="110"/>
-          <w:sz w:val="18"/>
-        </w:rPr>
-        <w:t xml:space="preserve"> </w:t>
-      </w:r>
-      <w:r>
-        <w:rPr>
-          <w:w w:val="110"/>
-          <w:sz w:val="18"/>
-        </w:rPr>
-        <w:t>as</w:t>
-      </w:r>
-      <w:r>
-        <w:rPr>
-          <w:spacing w:val="-1"/>
-          <w:w w:val="110"/>
-          <w:sz w:val="18"/>
-        </w:rPr>
-        <w:t xml:space="preserve"> </w:t>
-      </w:r>
-      <w:r>
-        <w:rPr>
-          <w:w w:val="110"/>
-          <w:sz w:val="18"/>
-        </w:rPr>
-        <w:t>a</w:t>
-      </w:r>
-      <w:r>
-        <w:rPr>
-          <w:spacing w:val="-1"/>
-          <w:w w:val="110"/>
-          <w:sz w:val="18"/>
-        </w:rPr>
-        <w:t xml:space="preserve"> </w:t>
-      </w:r>
-      <w:r>
-        <w:rPr>
-          <w:w w:val="110"/>
-          <w:sz w:val="18"/>
-        </w:rPr>
-        <w:t>full-stack</w:t>
-      </w:r>
-      <w:r>
-        <w:rPr>
-          <w:spacing w:val="-1"/>
-          <w:w w:val="110"/>
-          <w:sz w:val="18"/>
-        </w:rPr>
-        <w:t xml:space="preserve"> </w:t>
-      </w:r>
-      <w:r>
-        <w:rPr>
-          <w:w w:val="110"/>
-          <w:sz w:val="18"/>
-        </w:rPr>
-        <w:t>Flask</w:t>
-      </w:r>
-      <w:r>
-        <w:rPr>
-          <w:spacing w:val="-1"/>
-          <w:w w:val="110"/>
-          <w:sz w:val="18"/>
-        </w:rPr>
-        <w:t xml:space="preserve"> </w:t>
-      </w:r>
-      <w:r>
-        <w:rPr>
-          <w:w w:val="110"/>
-          <w:sz w:val="18"/>
-        </w:rPr>
-        <w:t>web</w:t>
-      </w:r>
-      <w:r>
-        <w:rPr>
-          <w:spacing w:val="-1"/>
-          <w:w w:val="110"/>
-          <w:sz w:val="18"/>
-        </w:rPr>
-        <w:t xml:space="preserve"> </w:t>
-      </w:r>
-      <w:r>
-        <w:rPr>
-          <w:w w:val="110"/>
-          <w:sz w:val="18"/>
-        </w:rPr>
-        <w:t>app</w:t>
-      </w:r>
-      <w:r>
-        <w:rPr>
-          <w:spacing w:val="-1"/>
-          <w:w w:val="110"/>
-          <w:sz w:val="18"/>
-        </w:rPr>
-        <w:t xml:space="preserve"> </w:t>
-      </w:r>
-      <w:r>
-        <w:rPr>
-          <w:w w:val="110"/>
-          <w:sz w:val="18"/>
-        </w:rPr>
-        <w:t>with</w:t>
-      </w:r>
-      <w:r>
-        <w:rPr>
-          <w:spacing w:val="-1"/>
-          <w:w w:val="110"/>
-          <w:sz w:val="18"/>
-        </w:rPr>
-        <w:t xml:space="preserve"> </w:t>
-      </w:r>
-      <w:r>
-        <w:rPr>
-          <w:w w:val="110"/>
-          <w:sz w:val="18"/>
-        </w:rPr>
-        <w:t>interactive</w:t>
-      </w:r>
-      <w:r>
-        <w:rPr>
-          <w:spacing w:val="-1"/>
-          <w:w w:val="110"/>
-          <w:sz w:val="18"/>
-        </w:rPr>
-        <w:t xml:space="preserve"> </w:t>
-      </w:r>
-      <w:r>
-        <w:rPr>
-          <w:w w:val="110"/>
-          <w:sz w:val="18"/>
-        </w:rPr>
-        <w:t>frontend</w:t>
-      </w:r>
-      <w:r>
-        <w:rPr>
-          <w:spacing w:val="-1"/>
-          <w:w w:val="110"/>
-          <w:sz w:val="18"/>
-        </w:rPr>
-        <w:t xml:space="preserve"> </w:t>
-      </w:r>
-      <w:r>
-        <w:rPr>
-          <w:w w:val="110"/>
-          <w:sz w:val="18"/>
-        </w:rPr>
-        <w:t>for</w:t>
-      </w:r>
-      <w:r>
-        <w:rPr>
-          <w:spacing w:val="-1"/>
-          <w:w w:val="110"/>
-          <w:sz w:val="18"/>
-        </w:rPr>
-        <w:t xml:space="preserve"> </w:t>
-      </w:r>
-      <w:r>
-        <w:rPr>
-          <w:w w:val="110"/>
-          <w:sz w:val="18"/>
-        </w:rPr>
-        <w:t>real-time</w:t>
-      </w:r>
-      <w:r>
-        <w:rPr>
-          <w:spacing w:val="-1"/>
-          <w:w w:val="110"/>
-          <w:sz w:val="18"/>
-        </w:rPr>
-        <w:t xml:space="preserve"> </w:t>
-      </w:r>
-      <w:r>
-        <w:rPr>
-          <w:w w:val="110"/>
-          <w:sz w:val="18"/>
-        </w:rPr>
-        <w:t>schedule</w:t>
-      </w:r>
-      <w:r>
-        <w:rPr>
-          <w:spacing w:val="-1"/>
-          <w:w w:val="110"/>
-          <w:sz w:val="18"/>
-        </w:rPr>
-        <w:t xml:space="preserve"> </w:t>
-      </w:r>
-      <w:r>
-        <w:rPr>
-          <w:w w:val="110"/>
-          <w:sz w:val="18"/>
-        </w:rPr>
-        <w:t>generation,</w:t>
-      </w:r>
-      <w:r>
-        <w:rPr>
-          <w:spacing w:val="-1"/>
-          <w:w w:val="110"/>
-          <w:sz w:val="18"/>
-        </w:rPr>
-        <w:t xml:space="preserve"> </w:t>
-      </w:r>
-      <w:r>
-        <w:rPr>
-          <w:w w:val="110"/>
-          <w:sz w:val="18"/>
-        </w:rPr>
-        <w:t>dynamic</w:t>
-      </w:r>
-      <w:r>
-        <w:rPr>
-          <w:spacing w:val="-1"/>
-          <w:w w:val="110"/>
-          <w:sz w:val="18"/>
-        </w:rPr>
-        <w:t xml:space="preserve"> </w:t>
-      </w:r>
-      <w:r>
-        <w:rPr>
-          <w:w w:val="110"/>
-          <w:sz w:val="18"/>
-        </w:rPr>
-        <w:t>replanning</w:t>
-      </w:r>
-      <w:r>
-        <w:rPr>
-          <w:spacing w:val="-1"/>
-          <w:w w:val="110"/>
-          <w:sz w:val="18"/>
-        </w:rPr>
-        <w:t xml:space="preserve"> </w:t>
-      </w:r>
-      <w:r>
-        <w:rPr>
-          <w:w w:val="110"/>
-          <w:sz w:val="18"/>
-        </w:rPr>
-        <w:t>based</w:t>
-      </w:r>
-      <w:r>
-        <w:rPr>
-          <w:spacing w:val="-1"/>
-          <w:w w:val="110"/>
-          <w:sz w:val="18"/>
-        </w:rPr>
-        <w:t xml:space="preserve"> </w:t>
-      </w:r>
-      <w:r>
-        <w:rPr>
-          <w:w w:val="110"/>
-          <w:sz w:val="18"/>
-        </w:rPr>
-        <w:t>on</w:t>
-      </w:r>
-      <w:r>
-        <w:rPr>
-          <w:spacing w:val="-1"/>
-          <w:w w:val="110"/>
-          <w:sz w:val="18"/>
-        </w:rPr>
-        <w:t xml:space="preserve"> </w:t>
-      </w:r>
-      <w:r>
-        <w:rPr>
-          <w:w w:val="110"/>
-          <w:sz w:val="18"/>
-        </w:rPr>
-        <w:t>user feedback, and export functionality — reducing manual planning effort significantly.</w:t>
-      </w:r>
-    </w:p>
-    <w:p>
-      <w:pPr>
-        <w:tabs>
-          <w:tab w:val="left" w:pos="7674"/>
-          <w:tab w:val="right" w:pos="11387"/>
-        </w:tabs>
-        <w:spacing w:before="296" w:line="181" w:lineRule="exact"/>
-        <w:ind w:left="143"/>
-        <w:rPr>
-          <w:b/>
-          <w:sz w:val="18"/>
-        </w:rPr>
-      </w:pPr>
-      <w:r>
-        <w:rPr>
-          <w:b/>
-          <w:w w:val="120"/>
-          <w:sz w:val="18"/>
-        </w:rPr>
-        <w:t>AI-Based</w:t>
-      </w:r>
-      <w:r>
-        <w:rPr>
-          <w:b/>
-          <w:spacing w:val="28"/>
-          <w:w w:val="120"/>
-          <w:sz w:val="18"/>
-        </w:rPr>
-        <w:t xml:space="preserve"> </w:t>
-      </w:r>
-      <w:r>
-        <w:rPr>
-          <w:b/>
-          <w:w w:val="120"/>
-          <w:sz w:val="18"/>
-        </w:rPr>
-        <w:t>Diet</w:t>
-      </w:r>
-      <w:r>
-        <w:rPr>
-          <w:b/>
-          <w:spacing w:val="29"/>
-          <w:w w:val="120"/>
-          <w:sz w:val="18"/>
-        </w:rPr>
-        <w:t xml:space="preserve"> </w:t>
-      </w:r>
-      <w:r>
-        <w:rPr>
-          <w:b/>
-          <w:w w:val="120"/>
-          <w:sz w:val="18"/>
-        </w:rPr>
-        <w:t>Recommendation</w:t>
-      </w:r>
-      <w:r>
-        <w:rPr>
-          <w:b/>
-          <w:spacing w:val="28"/>
-          <w:w w:val="120"/>
-          <w:sz w:val="18"/>
-        </w:rPr>
-        <w:t xml:space="preserve"> </w:t>
-      </w:r>
-      <w:r>
-        <w:rPr>
-          <w:b/>
-          <w:w w:val="120"/>
-          <w:sz w:val="18"/>
-        </w:rPr>
-        <w:t>System</w:t>
-      </w:r>
-      <w:r>
-        <w:rPr>
-          <w:b/>
-          <w:spacing w:val="20"/>
-          <w:w w:val="120"/>
-          <w:sz w:val="18"/>
-        </w:rPr>
-        <w:t xml:space="preserve"> </w:t>
-      </w:r>
-      <w:r>
-        <w:rPr>
-          <w:rFonts w:ascii="Arial"/>
-          <w:i/>
-          <w:w w:val="120"/>
-          <w:sz w:val="18"/>
-        </w:rPr>
-        <w:t>|</w:t>
-      </w:r>
-      <w:r>
-        <w:rPr>
-          <w:rFonts w:ascii="Arial"/>
-          <w:i/>
-          <w:spacing w:val="8"/>
-          <w:w w:val="120"/>
-          <w:sz w:val="18"/>
-        </w:rPr>
-        <w:t xml:space="preserve"> </w:t>
-      </w:r>
-      <w:r>
-        <w:rPr>
-          <w:i/>
-          <w:w w:val="120"/>
-          <w:sz w:val="18"/>
-        </w:rPr>
-        <w:t>Python,</w:t>
-      </w:r>
-      <w:r>
-        <w:rPr>
-          <w:i/>
-          <w:spacing w:val="23"/>
-          <w:w w:val="120"/>
-          <w:sz w:val="18"/>
-        </w:rPr>
-        <w:t xml:space="preserve"> </w:t>
-      </w:r>
-      <w:r>
-        <w:rPr>
-          <w:i/>
-          <w:w w:val="120"/>
-          <w:sz w:val="18"/>
-        </w:rPr>
-        <w:t>Flask,</w:t>
-      </w:r>
-      <w:r>
-        <w:rPr>
-          <w:i/>
-          <w:spacing w:val="23"/>
-          <w:w w:val="120"/>
-          <w:sz w:val="18"/>
-        </w:rPr>
-        <w:t xml:space="preserve"> </w:t>
-      </w:r>
-      <w:r>
-        <w:rPr>
-          <w:i/>
-          <w:w w:val="120"/>
-          <w:sz w:val="18"/>
-        </w:rPr>
-        <w:t>Gemini</w:t>
-      </w:r>
-      <w:r>
-        <w:rPr>
-          <w:i/>
-          <w:spacing w:val="23"/>
-          <w:w w:val="120"/>
-          <w:sz w:val="18"/>
-        </w:rPr>
-        <w:t xml:space="preserve"> </w:t>
-      </w:r>
-      <w:r>
-        <w:rPr>
-          <w:i/>
-          <w:w w:val="120"/>
-          <w:sz w:val="18"/>
-        </w:rPr>
-        <w:t>API,</w:t>
-      </w:r>
-      <w:r>
-        <w:rPr>
-          <w:i/>
-          <w:spacing w:val="23"/>
-          <w:w w:val="120"/>
-          <w:sz w:val="18"/>
-        </w:rPr>
-        <w:t xml:space="preserve"> </w:t>
-      </w:r>
-      <w:r>
-        <w:rPr>
-          <w:i/>
-          <w:spacing w:val="-2"/>
-          <w:w w:val="120"/>
-          <w:sz w:val="18"/>
-        </w:rPr>
-        <w:t>HTML/CSS</w:t>
-      </w:r>
-      <w:r>
-        <w:rPr>
-          <w:i/>
-          <w:sz w:val="18"/>
-        </w:rPr>
-        <w:tab/>
-      </w:r>
-      <w:r>
-        <w:rPr>
-          <w:i/>
-          <w:sz w:val="18"/>
-        </w:rPr>
-        <w:t xml:space="preserve">                                                          </w:t>
-      </w:r>
-      <w:proofErr w:type="gramStart"/>
-      <w:r>
-        <w:rPr>
-          <w:i/>
-          <w:sz w:val="18"/>
-        </w:rPr>
-        <w:t xml:space="preserve">   </w:t>
-      </w:r>
-      <w:r>
-        <w:rPr>
-          <w:spacing w:val="-2"/>
-          <w:w w:val="120"/>
-          <w:sz w:val="18"/>
-        </w:rPr>
-        <w:t>[</w:t>
-      </w:r>
-      <w:proofErr w:type="gramEnd"/>
-      <w:r>
-        <w:fldChar w:fldCharType="begin"/>
-      </w:r>
-      <w:r>
-        <w:instrText xml:space="preserve">HYPERLINK "https://github.com/rahulbatra03/Diet_Recommend" \h </w:instrText>
-      </w:r>
-      <w:r>
-        <w:fldChar w:fldCharType="separate"/>
-      </w:r>
-      <w:r>
-        <w:rPr>
-          <w:spacing w:val="-2"/>
-          <w:w w:val="120"/>
-          <w:sz w:val="18"/>
-          <w:u w:val="single"/>
-        </w:rPr>
-        <w:t>GitHu</w:t>
-      </w:r>
-      <w:r>
-        <w:rPr>
-          <w:spacing w:val="-2"/>
-          <w:w w:val="120"/>
-          <w:sz w:val="18"/>
-          <w:u w:val="single"/>
-        </w:rPr>
-        <w:t>b</w:t>
-      </w:r>
-      <w:r>
-        <w:fldChar w:fldCharType="end"/>
-      </w:r>
-      <w:r>
-        <w:rPr>
-          <w:spacing w:val="-2"/>
-          <w:w w:val="120"/>
-          <w:sz w:val="18"/>
-        </w:rPr>
-        <w:t>]</w:t>
-      </w:r>
-      <w:r>
-        <w:rPr>
-          <w:rFonts w:ascii="Times New Roman"/>
-          <w:sz w:val="18"/>
-        </w:rPr>
-        <w:tab/>
-      </w:r>
-      <w:r>
-        <w:rPr>
-          <w:b/>
-          <w:spacing w:val="-4"/>
-          <w:w w:val="120"/>
-          <w:sz w:val="18"/>
-        </w:rPr>
-        <w:t>2024</w:t>
-      </w:r>
-    </w:p>
-    <w:p>
-      <w:pPr>
-        <w:pStyle w:val="ListParagraph"/>
-        <w:numPr>
-          <w:ilvl w:val="0"/>
-          <w:numId w:val="2"/>
-        </w:numPr>
-        <w:tabs>
-          <w:tab w:val="left" w:pos="582"/>
-        </w:tabs>
-        <w:spacing w:before="0" w:line="202" w:lineRule="exact"/>
-        <w:ind w:hanging="214"/>
-        <w:rPr>
-          <w:b/>
-          <w:sz w:val="20"/>
-        </w:rPr>
-      </w:pPr>
-      <w:r>
-        <w:rPr>
-          <w:w w:val="110"/>
-          <w:sz w:val="18"/>
-        </w:rPr>
         <w:t>Built</w:t>
       </w:r>
       <w:r>
@@ -6559,25 +5908,7 @@
             <w:sz w:val="18"/>
             <w:u w:val="single"/>
           </w:rPr>
-          <w:t>GitH</w:t>
-        </w:r>
-        <w:r>
-          <w:rPr>
-            <w:spacing w:val="-2"/>
-            <w:w w:val="120"/>
-            <w:sz w:val="18"/>
-            <w:u w:val="single"/>
-          </w:rPr>
-          <w:t>u</w:t>
-        </w:r>
-        <w:r>
-          <w:rPr>
-            <w:spacing w:val="-2"/>
-            <w:w w:val="120"/>
-            <w:sz w:val="18"/>
-            <w:u w:val="single"/>
-          </w:rPr>
-          <w:t>b</w:t>
+          <w:t>GitHub</w:t>
         </w:r>
       </w:hyperlink>
       <w:r>
@@ -7383,7 +6714,7 @@
           </mc:Choice>
           <mc:Fallback>
             <w:pict>
-              <v:shape w14:anchorId="176E41AB" id="Graphic 9" o:spid="_x0000_s1026" style="position:absolute;margin-left:25.2pt;margin-top:19.95pt;width:561.6pt;height:.1pt;z-index:-15726080;visibility:visible;mso-wrap-style:square;mso-wrap-distance-left:0;mso-wrap-distance-top:0;mso-wrap-distance-right:0;mso-wrap-distance-bottom:0;mso-position-horizontal:absolute;mso-position-horizontal-relative:page;mso-position-vertical:absolute;mso-position-vertical-relative:text;v-text-anchor:top" coordsize="7132320,1270" o:gfxdata="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" path="m,l7132320,e" filled="f" strokeweight=".14039mm">
+              <v:shape w14:anchorId="33B117BF" id="Graphic 9" o:spid="_x0000_s1026" style="position:absolute;margin-left:25.2pt;margin-top:19.95pt;width:561.6pt;height:.1pt;z-index:-15726080;visibility:visible;mso-wrap-style:square;mso-wrap-distance-left:0;mso-wrap-distance-top:0;mso-wrap-distance-right:0;mso-wrap-distance-bottom:0;mso-position-horizontal:absolute;mso-position-horizontal-relative:page;mso-position-vertical:absolute;mso-position-vertical-relative:text;v-text-anchor:top" coordsize="7132320,1270" o:gfxdata="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" path="m,l7132320,e" filled="f" strokeweight=".14039mm">
                 <v:path arrowok="t"/>
                 <w10:wrap type="topAndBottom" anchorx="page"/>
               </v:shape>
@@ -7569,6 +6900,7 @@
         <w:r>
           <w:rPr>
             <w:rStyle w:val="Hyperlink"/>
+            <w:color w:val="000000" w:themeColor="text1"/>
             <w:spacing w:val="-2"/>
             <w:w w:val="110"/>
             <w:sz w:val="18"/>
@@ -7579,6 +6911,7 @@
           <w:rPr>
             <w:rStyle w:val="Hyperlink"/>
             <w:rFonts w:ascii="Segoe UI Emoji" w:hAnsi="Segoe UI Emoji" w:cs="Segoe UI Emoji"/>
+            <w:color w:val="000000" w:themeColor="text1"/>
             <w:spacing w:val="-2"/>
             <w:w w:val="110"/>
             <w:sz w:val="18"/>
@@ -7785,6 +7118,7 @@
         <w:r>
           <w:rPr>
             <w:rStyle w:val="Hyperlink"/>
+            <w:color w:val="000000" w:themeColor="text1"/>
             <w:spacing w:val="-2"/>
             <w:w w:val="115"/>
             <w:sz w:val="18"/>
@@ -7795,6 +7129,7 @@
           <w:rPr>
             <w:rStyle w:val="Hyperlink"/>
             <w:rFonts w:ascii="Segoe UI Emoji" w:hAnsi="Segoe UI Emoji" w:cs="Segoe UI Emoji"/>
+            <w:color w:val="000000" w:themeColor="text1"/>
             <w:spacing w:val="-2"/>
             <w:w w:val="115"/>
             <w:sz w:val="18"/>
@@ -8023,6 +7358,7 @@
         <w:r>
           <w:rPr>
             <w:rStyle w:val="Hyperlink"/>
+            <w:color w:val="000000" w:themeColor="text1"/>
             <w:spacing w:val="-2"/>
             <w:w w:val="115"/>
             <w:sz w:val="18"/>
@@ -8033,6 +7369,7 @@
           <w:rPr>
             <w:rStyle w:val="Hyperlink"/>
             <w:rFonts w:ascii="Segoe UI Emoji" w:hAnsi="Segoe UI Emoji" w:cs="Segoe UI Emoji"/>
+            <w:color w:val="000000" w:themeColor="text1"/>
             <w:spacing w:val="-2"/>
             <w:w w:val="115"/>
             <w:sz w:val="18"/>
@@ -8252,6 +7589,7 @@
         <w:r>
           <w:rPr>
             <w:rStyle w:val="Hyperlink"/>
+            <w:color w:val="000000" w:themeColor="text1"/>
             <w:spacing w:val="-2"/>
             <w:w w:val="115"/>
             <w:sz w:val="18"/>
@@ -8262,6 +7600,7 @@
           <w:rPr>
             <w:rStyle w:val="Hyperlink"/>
             <w:rFonts w:ascii="Segoe UI Emoji" w:hAnsi="Segoe UI Emoji" w:cs="Segoe UI Emoji"/>
+            <w:color w:val="000000" w:themeColor="text1"/>
             <w:spacing w:val="-2"/>
             <w:w w:val="115"/>
             <w:sz w:val="18"/>
@@ -8273,6 +7612,7 @@
         <w:rPr>
           <w:b/>
           <w:bCs/>
+          <w:color w:val="000000" w:themeColor="text1"/>
           <w:spacing w:val="-2"/>
           <w:w w:val="110"/>
           <w:sz w:val="18"/>
@@ -9073,7 +8413,6 @@
   <w:style w:type="character" w:default="1" w:styleId="DefaultParagraphFont">
     <w:name w:val="Default Paragraph Font"/>
     <w:uiPriority w:val="1"/>
-    <w:semiHidden/>
     <w:unhideWhenUsed/>
   </w:style>
   <w:style w:type="table" w:default="1" w:styleId="TableNormal">

--- a/assets/rahul_batra_resume.docx
+++ b/assets/rahul_batra_resume.docx
@@ -142,7 +142,7 @@
           </mc:Choice>
           <mc:Fallback>
             <w:pict>
-              <v:shape w14:anchorId="0D738553" id="Graphic 1" o:spid="_x0000_s1026" style="position:absolute;margin-left:240.5pt;margin-top:12.65pt;width:108.85pt;height:.1pt;z-index:-15728640;visibility:visible;mso-wrap-style:square;mso-wrap-distance-left:0;mso-wrap-distance-top:0;mso-wrap-distance-right:0;mso-wrap-distance-bottom:0;mso-position-horizontal:absolute;mso-position-horizontal-relative:page;mso-position-vertical:absolute;mso-position-vertical-relative:text;v-text-anchor:top" coordsize="1382395,1270" o:gfxdata="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" path="m,l1382191,e" filled="f" strokeweight=".14039mm">
+              <v:shape w14:anchorId="12623DAD" id="Graphic 1" o:spid="_x0000_s1026" style="position:absolute;margin-left:240.5pt;margin-top:12.65pt;width:108.85pt;height:.1pt;z-index:-15728640;visibility:visible;mso-wrap-style:square;mso-wrap-distance-left:0;mso-wrap-distance-top:0;mso-wrap-distance-right:0;mso-wrap-distance-bottom:0;mso-position-horizontal:absolute;mso-position-horizontal-relative:page;mso-position-vertical:absolute;mso-position-vertical-relative:text;v-text-anchor:top" coordsize="1382395,1270" o:gfxdata="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" path="m,l1382191,e" filled="f" strokeweight=".14039mm">
                 <v:path arrowok="t"/>
                 <w10:wrap type="topAndBottom" anchorx="page"/>
               </v:shape>
@@ -393,7 +393,7 @@
           </mc:Choice>
           <mc:Fallback>
             <w:pict>
-              <v:group w14:anchorId="0361CE3D" id="Group 3" o:spid="_x0000_s1026" style="width:561.6pt;height:.4pt;mso-position-horizontal-relative:char;mso-position-vertical-relative:line" coordsize="71323,50" o:gfxdata="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">
+              <v:group w14:anchorId="61D4F417" id="Group 3" o:spid="_x0000_s1026" style="width:561.6pt;height:.4pt;mso-position-horizontal-relative:char;mso-position-vertical-relative:line" coordsize="71323,50" o:gfxdata="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">
                 <v:shape id="Graphic 4" o:spid="_x0000_s1027" style="position:absolute;top:25;width:71323;height:12;visibility:visible;mso-wrap-style:square;v-text-anchor:top" coordsize="7132320,1270" o:gfxdata="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" path="m,l7132320,e" filled="f" strokeweight=".14039mm">
                   <v:path arrowok="t"/>
                 </v:shape>
@@ -818,7 +818,7 @@
           </mc:Choice>
           <mc:Fallback>
             <w:pict>
-              <v:shape w14:anchorId="1C8B7855" id="Graphic 5" o:spid="_x0000_s1026" style="position:absolute;margin-left:25.2pt;margin-top:21.95pt;width:561.6pt;height:.1pt;z-index:-15727616;visibility:visible;mso-wrap-style:square;mso-wrap-distance-left:0;mso-wrap-distance-top:0;mso-wrap-distance-right:0;mso-wrap-distance-bottom:0;mso-position-horizontal:absolute;mso-position-horizontal-relative:page;mso-position-vertical:absolute;mso-position-vertical-relative:text;v-text-anchor:top" coordsize="7132320,1270" o:gfxdata="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" path="m,l7132320,e" filled="f" strokeweight=".14039mm">
+              <v:shape w14:anchorId="4A289885" id="Graphic 5" o:spid="_x0000_s1026" style="position:absolute;margin-left:25.2pt;margin-top:21.95pt;width:561.6pt;height:.1pt;z-index:-15727616;visibility:visible;mso-wrap-style:square;mso-wrap-distance-left:0;mso-wrap-distance-top:0;mso-wrap-distance-right:0;mso-wrap-distance-bottom:0;mso-position-horizontal:absolute;mso-position-horizontal-relative:page;mso-position-vertical:absolute;mso-position-vertical-relative:text;v-text-anchor:top" coordsize="7132320,1270" o:gfxdata="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" path="m,l7132320,e" filled="f" strokeweight=".14039mm">
                 <v:path arrowok="t"/>
                 <w10:wrap type="topAndBottom" anchorx="page"/>
               </v:shape>
@@ -1270,7 +1270,7 @@
           </mc:Choice>
           <mc:Fallback>
             <w:pict>
-              <v:shape w14:anchorId="29640D4D" id="Graphic 6" o:spid="_x0000_s1026" style="position:absolute;margin-left:25.2pt;margin-top:19.4pt;width:561.6pt;height:.1pt;z-index:-15727104;visibility:visible;mso-wrap-style:square;mso-wrap-distance-left:0;mso-wrap-distance-top:0;mso-wrap-distance-right:0;mso-wrap-distance-bottom:0;mso-position-horizontal:absolute;mso-position-horizontal-relative:page;mso-position-vertical:absolute;mso-position-vertical-relative:text;v-text-anchor:top" coordsize="7132320,1270" o:gfxdata="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" path="m,l7132320,e" filled="f" strokeweight=".14039mm">
+              <v:shape w14:anchorId="466D8CBD" id="Graphic 6" o:spid="_x0000_s1026" style="position:absolute;margin-left:25.2pt;margin-top:19.4pt;width:561.6pt;height:.1pt;z-index:-15727104;visibility:visible;mso-wrap-style:square;mso-wrap-distance-left:0;mso-wrap-distance-top:0;mso-wrap-distance-right:0;mso-wrap-distance-bottom:0;mso-position-horizontal:absolute;mso-position-horizontal-relative:page;mso-position-vertical:absolute;mso-position-vertical-relative:text;v-text-anchor:top" coordsize="7132320,1270" o:gfxdata="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" path="m,l7132320,e" filled="f" strokeweight=".14039mm">
                 <v:path arrowok="t"/>
                 <w10:wrap type="topAndBottom" anchorx="page"/>
               </v:shape>
@@ -2515,7 +2515,7 @@
           </mc:Choice>
           <mc:Fallback>
             <w:pict>
-              <v:shape w14:anchorId="03EB9020" id="Graphic 7" o:spid="_x0000_s1026" style="position:absolute;margin-left:25.2pt;margin-top:21.95pt;width:561.6pt;height:.1pt;z-index:-15726592;visibility:visible;mso-wrap-style:square;mso-wrap-distance-left:0;mso-wrap-distance-top:0;mso-wrap-distance-right:0;mso-wrap-distance-bottom:0;mso-position-horizontal:absolute;mso-position-horizontal-relative:page;mso-position-vertical:absolute;mso-position-vertical-relative:text;v-text-anchor:top" coordsize="7132320,1270" o:gfxdata="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" path="m,l7132320,e" filled="f" strokeweight=".14039mm">
+              <v:shape w14:anchorId="1FE119C6" id="Graphic 7" o:spid="_x0000_s1026" style="position:absolute;margin-left:25.2pt;margin-top:21.95pt;width:561.6pt;height:.1pt;z-index:-15726592;visibility:visible;mso-wrap-style:square;mso-wrap-distance-left:0;mso-wrap-distance-top:0;mso-wrap-distance-right:0;mso-wrap-distance-bottom:0;mso-position-horizontal:absolute;mso-position-horizontal-relative:page;mso-position-vertical:absolute;mso-position-vertical-relative:text;v-text-anchor:top" coordsize="7132320,1270" o:gfxdata="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" path="m,l7132320,e" filled="f" strokeweight=".14039mm">
                 <v:path arrowok="t"/>
                 <w10:wrap type="topAndBottom" anchorx="page"/>
               </v:shape>
@@ -4371,7 +4371,7 @@
           </mc:Choice>
           <mc:Fallback>
             <w:pict>
-              <v:shape w14:anchorId="5962D30D" id="Graphic 8" o:spid="_x0000_s1026" style="position:absolute;margin-left:25.2pt;margin-top:20pt;width:561.6pt;height:.1pt;z-index:15731712;visibility:visible;mso-wrap-style:square;mso-wrap-distance-left:0;mso-wrap-distance-top:0;mso-wrap-distance-right:0;mso-wrap-distance-bottom:0;mso-position-horizontal:absolute;mso-position-horizontal-relative:page;mso-position-vertical:absolute;mso-position-vertical-relative:text;v-text-anchor:top" coordsize="7132320,1270" o:gfxdata="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" path="m,l7132320,e" filled="f" strokeweight=".14039mm">
+              <v:shape w14:anchorId="3989EA09" id="Graphic 8" o:spid="_x0000_s1026" style="position:absolute;margin-left:25.2pt;margin-top:20pt;width:561.6pt;height:.1pt;z-index:15731712;visibility:visible;mso-wrap-style:square;mso-wrap-distance-left:0;mso-wrap-distance-top:0;mso-wrap-distance-right:0;mso-wrap-distance-bottom:0;mso-position-horizontal:absolute;mso-position-horizontal-relative:page;mso-position-vertical:absolute;mso-position-vertical-relative:text;v-text-anchor:top" coordsize="7132320,1270" o:gfxdata="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" path="m,l7132320,e" filled="f" strokeweight=".14039mm">
                 <v:path arrowok="t"/>
                 <w10:wrap anchorx="page"/>
               </v:shape>
@@ -6714,7 +6714,7 @@
           </mc:Choice>
           <mc:Fallback>
             <w:pict>
-              <v:shape w14:anchorId="33B117BF" id="Graphic 9" o:spid="_x0000_s1026" style="position:absolute;margin-left:25.2pt;margin-top:19.95pt;width:561.6pt;height:.1pt;z-index:-15726080;visibility:visible;mso-wrap-style:square;mso-wrap-distance-left:0;mso-wrap-distance-top:0;mso-wrap-distance-right:0;mso-wrap-distance-bottom:0;mso-position-horizontal:absolute;mso-position-horizontal-relative:page;mso-position-vertical:absolute;mso-position-vertical-relative:text;v-text-anchor:top" coordsize="7132320,1270" o:gfxdata="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" path="m,l7132320,e" filled="f" strokeweight=".14039mm">
+              <v:shape w14:anchorId="1D5338DC" id="Graphic 9" o:spid="_x0000_s1026" style="position:absolute;margin-left:25.2pt;margin-top:19.95pt;width:561.6pt;height:.1pt;z-index:-15726080;visibility:visible;mso-wrap-style:square;mso-wrap-distance-left:0;mso-wrap-distance-top:0;mso-wrap-distance-right:0;mso-wrap-distance-bottom:0;mso-position-horizontal:absolute;mso-position-horizontal-relative:page;mso-position-vertical:absolute;mso-position-vertical-relative:text;v-text-anchor:top" coordsize="7132320,1270" o:gfxdata="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" path="m,l7132320,e" filled="f" strokeweight=".14039mm">
                 <v:path arrowok="t"/>
                 <w10:wrap type="topAndBottom" anchorx="page"/>
               </v:shape>
@@ -6929,6 +6929,94 @@
         </w:numPr>
         <w:tabs>
           <w:tab w:val="left" w:pos="641"/>
+        </w:tabs>
+        <w:spacing w:before="61"/>
+        <w:ind w:left="641" w:hanging="172"/>
+        <w:rPr>
+          <w:i/>
+          <w:position w:val="3"/>
+          <w:sz w:val="18"/>
+          <w:szCs w:val="18"/>
+        </w:rPr>
+      </w:pPr>
+      <w:r>
+        <w:rPr>
+          <w:i/>
+          <w:position w:val="3"/>
+          <w:sz w:val="18"/>
+          <w:szCs w:val="18"/>
+        </w:rPr>
+        <w:t xml:space="preserve">AI Fluency: Framework &amp; Foundations </w:t>
+      </w:r>
+      <w:r>
+        <w:rPr>
+          <w:i/>
+          <w:position w:val="3"/>
+          <w:sz w:val="18"/>
+          <w:szCs w:val="18"/>
+        </w:rPr>
+        <w:t>|</w:t>
+      </w:r>
+      <w:r>
+        <w:rPr>
+          <w:i/>
+          <w:position w:val="3"/>
+          <w:sz w:val="18"/>
+          <w:szCs w:val="18"/>
+        </w:rPr>
+        <w:t xml:space="preserve"> Anthropic Education</w:t>
+      </w:r>
+      <w:r>
+        <w:rPr>
+          <w:i/>
+          <w:position w:val="3"/>
+          <w:sz w:val="18"/>
+          <w:szCs w:val="18"/>
+        </w:rPr>
+        <w:t xml:space="preserve">                                                                                                                                 </w:t>
+      </w:r>
+      <w:hyperlink r:id="rId12" w:history="1">
+        <w:r>
+          <w:rPr>
+            <w:rStyle w:val="Hyperlink"/>
+            <w:color w:val="000000" w:themeColor="text1"/>
+            <w:spacing w:val="-2"/>
+            <w:w w:val="110"/>
+            <w:sz w:val="18"/>
+          </w:rPr>
+          <w:t xml:space="preserve">View </w:t>
+        </w:r>
+        <w:r>
+          <w:rPr>
+            <w:rStyle w:val="Hyperlink"/>
+            <w:rFonts w:ascii="Segoe UI Emoji" w:hAnsi="Segoe UI Emoji" w:cs="Segoe UI Emoji"/>
+            <w:color w:val="000000" w:themeColor="text1"/>
+            <w:spacing w:val="-2"/>
+            <w:w w:val="110"/>
+            <w:sz w:val="18"/>
+          </w:rPr>
+          <w:t>🔗</w:t>
+        </w:r>
+      </w:hyperlink>
+      <w:r>
+        <w:rPr>
+          <w:i/>
+          <w:position w:val="3"/>
+          <w:sz w:val="18"/>
+          <w:szCs w:val="18"/>
+        </w:rPr>
+        <w:t xml:space="preserve"> </w:t>
+      </w:r>
+    </w:p>
+    <w:p>
+      <w:pPr>
+        <w:pStyle w:val="ListParagraph"/>
+        <w:numPr>
+          <w:ilvl w:val="0"/>
+          <w:numId w:val="1"/>
+        </w:numPr>
+        <w:tabs>
+          <w:tab w:val="left" w:pos="641"/>
           <w:tab w:val="left" w:pos="4379"/>
           <w:tab w:val="left" w:pos="4676"/>
         </w:tabs>
@@ -7114,7 +7202,7 @@
         <w:tab/>
         <w:t xml:space="preserve">      </w:t>
       </w:r>
-      <w:hyperlink r:id="rId12" w:history="1">
+      <w:hyperlink r:id="rId13" w:history="1">
         <w:r>
           <w:rPr>
             <w:rStyle w:val="Hyperlink"/>
@@ -7354,7 +7442,7 @@
         <w:tab/>
         <w:t xml:space="preserve">      </w:t>
       </w:r>
-      <w:hyperlink r:id="rId13" w:history="1">
+      <w:hyperlink r:id="rId14" w:history="1">
         <w:r>
           <w:rPr>
             <w:rStyle w:val="Hyperlink"/>
@@ -7585,7 +7673,7 @@
         <w:tab/>
         <w:t xml:space="preserve">                       </w:t>
       </w:r>
-      <w:hyperlink r:id="rId14" w:history="1">
+      <w:hyperlink r:id="rId15" w:history="1">
         <w:r>
           <w:rPr>
             <w:rStyle w:val="Hyperlink"/>

--- a/assets/rahul_batra_resume.docx
+++ b/assets/rahul_batra_resume.docx
@@ -5,6 +5,10 @@
     <w:p>
       <w:pPr>
         <w:pStyle w:val="Title"/>
+        <w:rPr>
+          <w:color w:val="1A1A2D"/>
+          <w:spacing w:val="-2"/>
+        </w:rPr>
       </w:pPr>
       <w:r>
         <w:rPr>
@@ -18,6 +22,22 @@
           <w:spacing w:val="-2"/>
         </w:rPr>
         <w:t>BATRA</w:t>
+      </w:r>
+    </w:p>
+    <w:p>
+      <w:pPr>
+        <w:pStyle w:val="Title"/>
+        <w:rPr>
+          <w:sz w:val="18"/>
+          <w:szCs w:val="18"/>
+        </w:rPr>
+      </w:pPr>
+      <w:r>
+        <w:rPr>
+          <w:sz w:val="18"/>
+          <w:szCs w:val="18"/>
+        </w:rPr>
+        <w:t>AI Full-Stack Developer</w:t>
       </w:r>
     </w:p>
     <w:p>
@@ -203,7 +223,7 @@
           </mc:Choice>
           <mc:Fallback>
             <w:pict>
-              <v:shape w14:anchorId="1B7BA194" id="Graphic 1" o:spid="_x0000_s1026" style="position:absolute;margin-left:45.6pt;margin-top:3.5pt;width:520.8pt;height:.1pt;z-index:-15728640;visibility:visible;mso-wrap-style:square;mso-wrap-distance-left:0;mso-wrap-distance-top:0;mso-wrap-distance-right:0;mso-wrap-distance-bottom:0;mso-position-horizontal:absolute;mso-position-horizontal-relative:page;mso-position-vertical:absolute;mso-position-vertical-relative:text;v-text-anchor:top" coordsize="6614159,1270" o:gfxdata="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" path="m,l6614159,e" filled="f" strokecolor="#2462eb" strokeweight=".6pt">
+              <v:shape w14:anchorId="0EC07187" id="Graphic 1" o:spid="_x0000_s1026" style="position:absolute;margin-left:45.6pt;margin-top:3.5pt;width:520.8pt;height:.1pt;z-index:-15728640;visibility:visible;mso-wrap-style:square;mso-wrap-distance-left:0;mso-wrap-distance-top:0;mso-wrap-distance-right:0;mso-wrap-distance-bottom:0;mso-position-horizontal:absolute;mso-position-horizontal-relative:page;mso-position-vertical:absolute;mso-position-vertical-relative:text;v-text-anchor:top" coordsize="6614159,1270" o:gfxdata="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" path="m,l6614159,e" filled="f" strokecolor="#2462eb" strokeweight=".6pt">
                 <v:path arrowok="t"/>
                 <w10:wrap type="topAndBottom" anchorx="page"/>
               </v:shape>
@@ -219,470 +239,7 @@
         <w:ind w:left="192" w:right="656"/>
       </w:pPr>
       <w:r>
-        <w:rPr>
-          <w:color w:val="1A1A2D"/>
-          <w:w w:val="105"/>
-        </w:rPr>
-        <w:t>Ambitious</w:t>
-      </w:r>
-      <w:r>
-        <w:rPr>
-          <w:color w:val="1A1A2D"/>
-          <w:spacing w:val="-12"/>
-          <w:w w:val="105"/>
-        </w:rPr>
-        <w:t xml:space="preserve"> </w:t>
-      </w:r>
-      <w:r>
-        <w:rPr>
-          <w:color w:val="1A1A2D"/>
-          <w:w w:val="105"/>
-        </w:rPr>
-        <w:t>AI/ML</w:t>
-      </w:r>
-      <w:r>
-        <w:rPr>
-          <w:color w:val="1A1A2D"/>
-          <w:spacing w:val="-12"/>
-          <w:w w:val="105"/>
-        </w:rPr>
-        <w:t xml:space="preserve"> </w:t>
-      </w:r>
-      <w:r>
-        <w:rPr>
-          <w:color w:val="1A1A2D"/>
-          <w:w w:val="105"/>
-        </w:rPr>
-        <w:t>student</w:t>
-      </w:r>
-      <w:r>
-        <w:rPr>
-          <w:color w:val="1A1A2D"/>
-          <w:spacing w:val="-12"/>
-          <w:w w:val="105"/>
-        </w:rPr>
-        <w:t xml:space="preserve"> </w:t>
-      </w:r>
-      <w:r>
-        <w:rPr>
-          <w:color w:val="1A1A2D"/>
-          <w:w w:val="105"/>
-        </w:rPr>
-        <w:t>and</w:t>
-      </w:r>
-      <w:r>
-        <w:rPr>
-          <w:color w:val="1A1A2D"/>
-          <w:spacing w:val="-12"/>
-          <w:w w:val="105"/>
-        </w:rPr>
-        <w:t xml:space="preserve"> </w:t>
-      </w:r>
-      <w:r>
-        <w:rPr>
-          <w:color w:val="1A1A2D"/>
-          <w:w w:val="105"/>
-        </w:rPr>
-        <w:t>software</w:t>
-      </w:r>
-      <w:r>
-        <w:rPr>
-          <w:color w:val="1A1A2D"/>
-          <w:spacing w:val="-12"/>
-          <w:w w:val="105"/>
-        </w:rPr>
-        <w:t xml:space="preserve"> </w:t>
-      </w:r>
-      <w:r>
-        <w:rPr>
-          <w:color w:val="1A1A2D"/>
-          <w:w w:val="105"/>
-        </w:rPr>
-        <w:t>developer</w:t>
-      </w:r>
-      <w:r>
-        <w:rPr>
-          <w:color w:val="1A1A2D"/>
-          <w:spacing w:val="-12"/>
-          <w:w w:val="105"/>
-        </w:rPr>
-        <w:t xml:space="preserve"> </w:t>
-      </w:r>
-      <w:r>
-        <w:rPr>
-          <w:color w:val="1A1A2D"/>
-          <w:w w:val="105"/>
-        </w:rPr>
-        <w:t>with</w:t>
-      </w:r>
-      <w:r>
-        <w:rPr>
-          <w:color w:val="1A1A2D"/>
-          <w:spacing w:val="-12"/>
-          <w:w w:val="105"/>
-        </w:rPr>
-        <w:t xml:space="preserve"> </w:t>
-      </w:r>
-      <w:r>
-        <w:rPr>
-          <w:color w:val="1A1A2D"/>
-          <w:w w:val="105"/>
-        </w:rPr>
-        <w:t>hands-on</w:t>
-      </w:r>
-      <w:r>
-        <w:rPr>
-          <w:color w:val="1A1A2D"/>
-          <w:spacing w:val="-12"/>
-          <w:w w:val="105"/>
-        </w:rPr>
-        <w:t xml:space="preserve"> </w:t>
-      </w:r>
-      <w:r>
-        <w:rPr>
-          <w:color w:val="1A1A2D"/>
-          <w:w w:val="105"/>
-        </w:rPr>
-        <w:t>experience</w:t>
-      </w:r>
-      <w:r>
-        <w:rPr>
-          <w:color w:val="1A1A2D"/>
-          <w:spacing w:val="-12"/>
-          <w:w w:val="105"/>
-        </w:rPr>
-        <w:t xml:space="preserve"> </w:t>
-      </w:r>
-      <w:r>
-        <w:rPr>
-          <w:color w:val="1A1A2D"/>
-          <w:w w:val="105"/>
-        </w:rPr>
-        <w:t>in</w:t>
-      </w:r>
-      <w:r>
-        <w:rPr>
-          <w:color w:val="1A1A2D"/>
-          <w:spacing w:val="-12"/>
-          <w:w w:val="105"/>
-        </w:rPr>
-        <w:t xml:space="preserve"> </w:t>
-      </w:r>
-      <w:r>
-        <w:rPr>
-          <w:color w:val="1A1A2D"/>
-          <w:w w:val="105"/>
-        </w:rPr>
-        <w:t>LLMs,</w:t>
-      </w:r>
-      <w:r>
-        <w:rPr>
-          <w:color w:val="1A1A2D"/>
-          <w:spacing w:val="-12"/>
-          <w:w w:val="105"/>
-        </w:rPr>
-        <w:t xml:space="preserve"> </w:t>
-      </w:r>
-      <w:r>
-        <w:rPr>
-          <w:color w:val="1A1A2D"/>
-          <w:w w:val="105"/>
-        </w:rPr>
-        <w:t>Agentic</w:t>
-      </w:r>
-      <w:r>
-        <w:rPr>
-          <w:color w:val="1A1A2D"/>
-          <w:spacing w:val="-12"/>
-          <w:w w:val="105"/>
-        </w:rPr>
-        <w:t xml:space="preserve"> </w:t>
-      </w:r>
-      <w:r>
-        <w:rPr>
-          <w:color w:val="1A1A2D"/>
-          <w:w w:val="105"/>
-        </w:rPr>
-        <w:t>AI,</w:t>
-      </w:r>
-      <w:r>
-        <w:rPr>
-          <w:color w:val="1A1A2D"/>
-          <w:spacing w:val="-12"/>
-          <w:w w:val="105"/>
-        </w:rPr>
-        <w:t xml:space="preserve"> </w:t>
-      </w:r>
-      <w:r>
-        <w:rPr>
-          <w:color w:val="1A1A2D"/>
-          <w:w w:val="105"/>
-        </w:rPr>
-        <w:t>Generative</w:t>
-      </w:r>
-      <w:r>
-        <w:rPr>
-          <w:color w:val="1A1A2D"/>
-          <w:spacing w:val="-12"/>
-          <w:w w:val="105"/>
-        </w:rPr>
-        <w:t xml:space="preserve"> </w:t>
-      </w:r>
-      <w:r>
-        <w:rPr>
-          <w:color w:val="1A1A2D"/>
-          <w:w w:val="105"/>
-        </w:rPr>
-        <w:t>AI,</w:t>
-      </w:r>
-      <w:r>
-        <w:rPr>
-          <w:color w:val="1A1A2D"/>
-          <w:spacing w:val="-12"/>
-          <w:w w:val="105"/>
-        </w:rPr>
-        <w:t xml:space="preserve"> </w:t>
-      </w:r>
-      <w:r>
-        <w:rPr>
-          <w:color w:val="1A1A2D"/>
-          <w:w w:val="105"/>
-        </w:rPr>
-        <w:t>LangGraph,</w:t>
-      </w:r>
-      <w:r>
-        <w:rPr>
-          <w:color w:val="1A1A2D"/>
-          <w:spacing w:val="-12"/>
-          <w:w w:val="105"/>
-        </w:rPr>
-        <w:t xml:space="preserve"> </w:t>
-      </w:r>
-      <w:r>
-        <w:rPr>
-          <w:color w:val="1A1A2D"/>
-          <w:w w:val="105"/>
-        </w:rPr>
-        <w:t>and full-stack</w:t>
-      </w:r>
-      <w:r>
-        <w:rPr>
-          <w:color w:val="1A1A2D"/>
-          <w:spacing w:val="-1"/>
-          <w:w w:val="105"/>
-        </w:rPr>
-        <w:t xml:space="preserve"> </w:t>
-      </w:r>
-      <w:r>
-        <w:rPr>
-          <w:color w:val="1A1A2D"/>
-          <w:w w:val="105"/>
-        </w:rPr>
-        <w:t>MERN</w:t>
-      </w:r>
-      <w:r>
-        <w:rPr>
-          <w:color w:val="1A1A2D"/>
-          <w:spacing w:val="-1"/>
-          <w:w w:val="105"/>
-        </w:rPr>
-        <w:t xml:space="preserve"> </w:t>
-      </w:r>
-      <w:r>
-        <w:rPr>
-          <w:color w:val="1A1A2D"/>
-          <w:w w:val="105"/>
-        </w:rPr>
-        <w:t>development.</w:t>
-      </w:r>
-      <w:r>
-        <w:rPr>
-          <w:color w:val="1A1A2D"/>
-          <w:spacing w:val="-1"/>
-          <w:w w:val="105"/>
-        </w:rPr>
-        <w:t xml:space="preserve"> </w:t>
-      </w:r>
-      <w:r>
-        <w:rPr>
-          <w:color w:val="1A1A2D"/>
-          <w:w w:val="105"/>
-        </w:rPr>
-        <w:t>Passionate</w:t>
-      </w:r>
-      <w:r>
-        <w:rPr>
-          <w:color w:val="1A1A2D"/>
-          <w:spacing w:val="-1"/>
-          <w:w w:val="105"/>
-        </w:rPr>
-        <w:t xml:space="preserve"> </w:t>
-      </w:r>
-      <w:r>
-        <w:rPr>
-          <w:color w:val="1A1A2D"/>
-          <w:w w:val="105"/>
-        </w:rPr>
-        <w:t>about</w:t>
-      </w:r>
-      <w:r>
-        <w:rPr>
-          <w:color w:val="1A1A2D"/>
-          <w:spacing w:val="-1"/>
-          <w:w w:val="105"/>
-        </w:rPr>
-        <w:t xml:space="preserve"> </w:t>
-      </w:r>
-      <w:r>
-        <w:rPr>
-          <w:color w:val="1A1A2D"/>
-          <w:w w:val="105"/>
-        </w:rPr>
-        <w:t>solving</w:t>
-      </w:r>
-      <w:r>
-        <w:rPr>
-          <w:color w:val="1A1A2D"/>
-          <w:spacing w:val="-1"/>
-          <w:w w:val="105"/>
-        </w:rPr>
-        <w:t xml:space="preserve"> </w:t>
-      </w:r>
-      <w:r>
-        <w:rPr>
-          <w:color w:val="1A1A2D"/>
-          <w:w w:val="105"/>
-        </w:rPr>
-        <w:t>real-world</w:t>
-      </w:r>
-      <w:r>
-        <w:rPr>
-          <w:color w:val="1A1A2D"/>
-          <w:spacing w:val="-1"/>
-          <w:w w:val="105"/>
-        </w:rPr>
-        <w:t xml:space="preserve"> </w:t>
-      </w:r>
-      <w:r>
-        <w:rPr>
-          <w:color w:val="1A1A2D"/>
-          <w:w w:val="105"/>
-        </w:rPr>
-        <w:t>problems</w:t>
-      </w:r>
-      <w:r>
-        <w:rPr>
-          <w:color w:val="1A1A2D"/>
-          <w:spacing w:val="-1"/>
-          <w:w w:val="105"/>
-        </w:rPr>
-        <w:t xml:space="preserve"> </w:t>
-      </w:r>
-      <w:r>
-        <w:rPr>
-          <w:color w:val="1A1A2D"/>
-          <w:w w:val="105"/>
-        </w:rPr>
-        <w:t>and</w:t>
-      </w:r>
-      <w:r>
-        <w:rPr>
-          <w:color w:val="1A1A2D"/>
-          <w:spacing w:val="-1"/>
-          <w:w w:val="105"/>
-        </w:rPr>
-        <w:t xml:space="preserve"> </w:t>
-      </w:r>
-      <w:r>
-        <w:rPr>
-          <w:color w:val="1A1A2D"/>
-          <w:spacing w:val="-1"/>
-          <w:w w:val="105"/>
-        </w:rPr>
-        <w:t>building</w:t>
-      </w:r>
-      <w:r>
-        <w:rPr>
-          <w:color w:val="1A1A2D"/>
-          <w:spacing w:val="-1"/>
-          <w:w w:val="105"/>
-        </w:rPr>
-        <w:t xml:space="preserve"> </w:t>
-      </w:r>
-      <w:r>
-        <w:rPr>
-          <w:color w:val="1A1A2D"/>
-          <w:w w:val="105"/>
-        </w:rPr>
-        <w:t>innovative</w:t>
-      </w:r>
-      <w:r>
-        <w:rPr>
-          <w:color w:val="1A1A2D"/>
-          <w:spacing w:val="-1"/>
-          <w:w w:val="105"/>
-        </w:rPr>
-        <w:t xml:space="preserve"> </w:t>
-      </w:r>
-      <w:r>
-        <w:rPr>
-          <w:color w:val="1A1A2D"/>
-          <w:w w:val="105"/>
-        </w:rPr>
-        <w:t>solutions</w:t>
-      </w:r>
-      <w:r>
-        <w:rPr>
-          <w:color w:val="1A1A2D"/>
-          <w:spacing w:val="-1"/>
-          <w:w w:val="105"/>
-        </w:rPr>
-        <w:t xml:space="preserve"> </w:t>
-      </w:r>
-      <w:r>
-        <w:rPr>
-          <w:color w:val="1A1A2D"/>
-          <w:w w:val="105"/>
-        </w:rPr>
-        <w:t>with</w:t>
-      </w:r>
-      <w:r>
-        <w:rPr>
-          <w:color w:val="1A1A2D"/>
-          <w:spacing w:val="-1"/>
-          <w:w w:val="105"/>
-        </w:rPr>
-        <w:t xml:space="preserve"> </w:t>
-      </w:r>
-      <w:r>
-        <w:rPr>
-          <w:color w:val="1A1A2D"/>
-          <w:w w:val="105"/>
-        </w:rPr>
-        <w:t>a</w:t>
-      </w:r>
-      <w:r>
-        <w:rPr>
-          <w:color w:val="1A1A2D"/>
-          <w:spacing w:val="-1"/>
-          <w:w w:val="105"/>
-        </w:rPr>
-        <w:t xml:space="preserve"> </w:t>
-      </w:r>
-      <w:r>
-        <w:rPr>
-          <w:color w:val="1A1A2D"/>
-          <w:w w:val="105"/>
-        </w:rPr>
-        <w:t xml:space="preserve">growth </w:t>
-      </w:r>
-      <w:r>
-        <w:rPr>
-          <w:color w:val="1A1A2D"/>
-          <w:spacing w:val="-2"/>
-          <w:w w:val="105"/>
-        </w:rPr>
-        <w:t>mindset.</w:t>
+        <w:t>AI/ML Developer and Full-Stack Engineer with hands-on experience in LLMs, Agentic AI, LangGraph, and MERN stack — passionate about building real-world intelligent systems.</w:t>
       </w:r>
     </w:p>
     <w:p>
@@ -782,7 +339,7 @@
           </mc:Choice>
           <mc:Fallback>
             <w:pict>
-              <v:shape w14:anchorId="08DA2BBD" id="Graphic 2" o:spid="_x0000_s1026" style="position:absolute;margin-left:45.6pt;margin-top:3.5pt;width:520.8pt;height:.1pt;z-index:-15728128;visibility:visible;mso-wrap-style:square;mso-wrap-distance-left:0;mso-wrap-distance-top:0;mso-wrap-distance-right:0;mso-wrap-distance-bottom:0;mso-position-horizontal:absolute;mso-position-horizontal-relative:page;mso-position-vertical:absolute;mso-position-vertical-relative:text;v-text-anchor:top" coordsize="6614159,1270" o:gfxdata="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" path="m,l6614159,e" filled="f" strokecolor="#2462eb" strokeweight=".6pt">
+              <v:shape w14:anchorId="3825DF6E" id="Graphic 2" o:spid="_x0000_s1026" style="position:absolute;margin-left:45.6pt;margin-top:3.5pt;width:520.8pt;height:.1pt;z-index:-15728128;visibility:visible;mso-wrap-style:square;mso-wrap-distance-left:0;mso-wrap-distance-top:0;mso-wrap-distance-right:0;mso-wrap-distance-bottom:0;mso-position-horizontal:absolute;mso-position-horizontal-relative:page;mso-position-vertical:absolute;mso-position-vertical-relative:text;v-text-anchor:top" coordsize="6614159,1270" o:gfxdata="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" path="m,l6614159,e" filled="f" strokecolor="#2462eb" strokeweight=".6pt">
                 <v:path arrowok="t"/>
                 <w10:wrap type="topAndBottom" anchorx="page"/>
               </v:shape>
@@ -1072,7 +629,14 @@
           <w:color w:val="1A1A2D"/>
           <w:sz w:val="17"/>
         </w:rPr>
-        <w:t xml:space="preserve"> (till </w:t>
+        <w:t xml:space="preserve"> (</w:t>
+      </w:r>
+      <w:r>
+        <w:rPr>
+          <w:color w:val="1A1A2D"/>
+          <w:sz w:val="17"/>
+        </w:rPr>
+        <w:t xml:space="preserve">up to </w:t>
       </w:r>
       <w:r>
         <w:rPr>
@@ -1085,8 +649,16 @@
         <w:rPr>
           <w:color w:val="1A1A2D"/>
           <w:sz w:val="17"/>
-        </w:rPr>
-        <w:t>th sem</w:t>
+          <w:vertAlign w:val="superscript"/>
+        </w:rPr>
+        <w:t>th</w:t>
+      </w:r>
+      <w:r>
+        <w:rPr>
+          <w:color w:val="1A1A2D"/>
+          <w:sz w:val="17"/>
+        </w:rPr>
+        <w:t xml:space="preserve"> sem</w:t>
       </w:r>
       <w:r>
         <w:rPr>
@@ -1237,7 +809,7 @@
           </mc:Choice>
           <mc:Fallback>
             <w:pict>
-              <v:shape w14:anchorId="0CF5F9B8" id="Graphic 3" o:spid="_x0000_s1026" style="position:absolute;margin-left:45.6pt;margin-top:3.5pt;width:520.8pt;height:.1pt;z-index:-15727616;visibility:visible;mso-wrap-style:square;mso-wrap-distance-left:0;mso-wrap-distance-top:0;mso-wrap-distance-right:0;mso-wrap-distance-bottom:0;mso-position-horizontal:absolute;mso-position-horizontal-relative:page;mso-position-vertical:absolute;mso-position-vertical-relative:text;v-text-anchor:top" coordsize="6614159,1270" o:gfxdata="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" path="m,l6614159,e" filled="f" strokecolor="#2462eb" strokeweight=".6pt">
+              <v:shape w14:anchorId="1CC5E50C" id="Graphic 3" o:spid="_x0000_s1026" style="position:absolute;margin-left:45.6pt;margin-top:3.5pt;width:520.8pt;height:.1pt;z-index:-15727616;visibility:visible;mso-wrap-style:square;mso-wrap-distance-left:0;mso-wrap-distance-top:0;mso-wrap-distance-right:0;mso-wrap-distance-bottom:0;mso-position-horizontal:absolute;mso-position-horizontal-relative:page;mso-position-vertical:absolute;mso-position-vertical-relative:text;v-text-anchor:top" coordsize="6614159,1270" o:gfxdata="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" path="m,l6614159,e" filled="f" strokecolor="#2462eb" strokeweight=".6pt">
                 <v:path arrowok="t"/>
                 <w10:wrap type="topAndBottom" anchorx="page"/>
               </v:shape>
@@ -1249,746 +821,265 @@
     <w:p>
       <w:pPr>
         <w:pStyle w:val="BodyText"/>
-        <w:spacing w:before="90"/>
+        <w:spacing w:before="5" w:line="360" w:lineRule="auto"/>
         <w:ind w:left="192"/>
+        <w:rPr>
+          <w:rFonts w:ascii="Arial"/>
+          <w:color w:val="1A1A2D"/>
+          <w:w w:val="105"/>
+          <w:lang w:val="en-IN"/>
+        </w:rPr>
       </w:pPr>
       <w:r>
         <w:rPr>
           <w:rFonts w:ascii="Arial"/>
           <w:b/>
-          <w:color w:val="1A1A2D"/>
-          <w:w w:val="105"/>
-        </w:rPr>
-        <w:t>AI/ML:</w:t>
+          <w:bCs/>
+          <w:color w:val="1A1A2D"/>
+          <w:w w:val="105"/>
+          <w:lang w:val="en-IN"/>
+        </w:rPr>
+        <w:t>AI/ML</w:t>
       </w:r>
       <w:r>
         <w:rPr>
           <w:rFonts w:ascii="Arial"/>
-          <w:b/>
-          <w:color w:val="1A1A2D"/>
-          <w:spacing w:val="-12"/>
-          <w:w w:val="105"/>
-        </w:rPr>
-        <w:t xml:space="preserve"> </w:t>
-      </w:r>
-      <w:r>
-        <w:rPr>
-          <w:color w:val="1A1A2D"/>
-          <w:w w:val="105"/>
-        </w:rPr>
-        <w:t>Agentic</w:t>
-      </w:r>
-      <w:r>
-        <w:rPr>
-          <w:color w:val="1A1A2D"/>
-          <w:spacing w:val="-11"/>
-          <w:w w:val="105"/>
-        </w:rPr>
-        <w:t xml:space="preserve"> </w:t>
-      </w:r>
-      <w:r>
-        <w:rPr>
-          <w:color w:val="1A1A2D"/>
-          <w:w w:val="105"/>
-        </w:rPr>
-        <w:t>AI,</w:t>
-      </w:r>
-      <w:r>
-        <w:rPr>
-          <w:color w:val="1A1A2D"/>
-          <w:spacing w:val="-12"/>
-          <w:w w:val="105"/>
-        </w:rPr>
-        <w:t xml:space="preserve"> </w:t>
-      </w:r>
-      <w:r>
-        <w:rPr>
-          <w:color w:val="1A1A2D"/>
-          <w:w w:val="105"/>
-        </w:rPr>
-        <w:t>Generative</w:t>
-      </w:r>
-      <w:r>
-        <w:rPr>
-          <w:color w:val="1A1A2D"/>
-          <w:spacing w:val="-11"/>
-          <w:w w:val="105"/>
-        </w:rPr>
-        <w:t xml:space="preserve"> </w:t>
-      </w:r>
-      <w:r>
-        <w:rPr>
-          <w:color w:val="1A1A2D"/>
-          <w:w w:val="105"/>
-        </w:rPr>
-        <w:t>AI,</w:t>
-      </w:r>
-      <w:r>
-        <w:rPr>
-          <w:color w:val="1A1A2D"/>
-          <w:spacing w:val="-11"/>
-          <w:w w:val="105"/>
-        </w:rPr>
-        <w:t xml:space="preserve"> </w:t>
-      </w:r>
-      <w:r>
-        <w:rPr>
-          <w:color w:val="1A1A2D"/>
-          <w:w w:val="105"/>
-        </w:rPr>
-        <w:t>LLM,</w:t>
-      </w:r>
-      <w:r>
-        <w:rPr>
-          <w:color w:val="1A1A2D"/>
-          <w:spacing w:val="-12"/>
-          <w:w w:val="105"/>
-        </w:rPr>
-        <w:t xml:space="preserve"> </w:t>
-      </w:r>
-      <w:r>
-        <w:rPr>
-          <w:color w:val="1A1A2D"/>
-          <w:w w:val="105"/>
-        </w:rPr>
-        <w:t>SLM,</w:t>
-      </w:r>
-      <w:r>
-        <w:rPr>
-          <w:color w:val="1A1A2D"/>
-          <w:spacing w:val="-11"/>
-          <w:w w:val="105"/>
-        </w:rPr>
-        <w:t xml:space="preserve"> </w:t>
-      </w:r>
-      <w:r>
-        <w:rPr>
-          <w:color w:val="1A1A2D"/>
-          <w:w w:val="105"/>
-        </w:rPr>
-        <w:t>LangGraph,</w:t>
-      </w:r>
-      <w:r>
-        <w:rPr>
-          <w:color w:val="1A1A2D"/>
-          <w:spacing w:val="-12"/>
-          <w:w w:val="105"/>
-        </w:rPr>
-        <w:t xml:space="preserve"> </w:t>
-      </w:r>
-      <w:r>
-        <w:rPr>
-          <w:color w:val="1A1A2D"/>
-          <w:spacing w:val="-2"/>
-          <w:w w:val="105"/>
-        </w:rPr>
-        <w:t>PyTorch</w:t>
-      </w:r>
-    </w:p>
-    <w:p>
-      <w:pPr>
-        <w:spacing w:before="65"/>
-        <w:ind w:left="192"/>
-        <w:rPr>
-          <w:sz w:val="17"/>
-        </w:rPr>
-      </w:pPr>
-      <w:r>
-        <w:rPr>
-          <w:rFonts w:ascii="Arial"/>
-          <w:b/>
-          <w:color w:val="1A1A2D"/>
-          <w:sz w:val="17"/>
-        </w:rPr>
-        <w:t>Languages:</w:t>
-      </w:r>
-      <w:r>
-        <w:rPr>
-          <w:rFonts w:ascii="Arial"/>
-          <w:b/>
-          <w:color w:val="1A1A2D"/>
-          <w:spacing w:val="20"/>
-          <w:sz w:val="17"/>
-        </w:rPr>
-        <w:t xml:space="preserve"> </w:t>
-      </w:r>
-      <w:r>
-        <w:rPr>
-          <w:color w:val="1A1A2D"/>
-          <w:sz w:val="17"/>
-        </w:rPr>
-        <w:t>Python,</w:t>
-      </w:r>
-      <w:r>
-        <w:rPr>
-          <w:color w:val="1A1A2D"/>
-          <w:spacing w:val="20"/>
-          <w:sz w:val="17"/>
-        </w:rPr>
-        <w:t xml:space="preserve"> </w:t>
-      </w:r>
-      <w:r>
-        <w:rPr>
-          <w:color w:val="1A1A2D"/>
-          <w:sz w:val="17"/>
-        </w:rPr>
-        <w:t>JavaScript,</w:t>
-      </w:r>
-      <w:r>
-        <w:rPr>
-          <w:color w:val="1A1A2D"/>
-          <w:spacing w:val="20"/>
-          <w:sz w:val="17"/>
-        </w:rPr>
-        <w:t xml:space="preserve"> </w:t>
-      </w:r>
-      <w:r>
-        <w:rPr>
-          <w:color w:val="1A1A2D"/>
-          <w:sz w:val="17"/>
-        </w:rPr>
-        <w:t>C,</w:t>
-      </w:r>
-      <w:r>
-        <w:rPr>
-          <w:color w:val="1A1A2D"/>
-          <w:spacing w:val="20"/>
-          <w:sz w:val="17"/>
-        </w:rPr>
-        <w:t xml:space="preserve"> </w:t>
-      </w:r>
-      <w:r>
-        <w:rPr>
-          <w:color w:val="1A1A2D"/>
-          <w:spacing w:val="-5"/>
-          <w:sz w:val="17"/>
-        </w:rPr>
-        <w:t>C++</w:t>
-      </w:r>
-    </w:p>
-    <w:p>
-      <w:pPr>
-        <w:spacing w:before="64"/>
-        <w:ind w:left="192"/>
-        <w:rPr>
-          <w:sz w:val="17"/>
-        </w:rPr>
-      </w:pPr>
-      <w:r>
-        <w:rPr>
-          <w:rFonts w:ascii="Arial"/>
-          <w:b/>
-          <w:color w:val="1A1A2D"/>
-          <w:sz w:val="17"/>
-        </w:rPr>
-        <w:t>Libraries:</w:t>
-      </w:r>
-      <w:r>
-        <w:rPr>
-          <w:rFonts w:ascii="Arial"/>
-          <w:b/>
-          <w:color w:val="1A1A2D"/>
-          <w:spacing w:val="21"/>
-          <w:sz w:val="17"/>
-        </w:rPr>
-        <w:t xml:space="preserve"> </w:t>
-      </w:r>
-      <w:r>
-        <w:rPr>
-          <w:color w:val="1A1A2D"/>
-          <w:sz w:val="17"/>
-        </w:rPr>
-        <w:t>Pandas,</w:t>
-      </w:r>
-      <w:r>
-        <w:rPr>
-          <w:color w:val="1A1A2D"/>
-          <w:spacing w:val="21"/>
-          <w:sz w:val="17"/>
-        </w:rPr>
-        <w:t xml:space="preserve"> </w:t>
-      </w:r>
-      <w:r>
-        <w:rPr>
-          <w:color w:val="1A1A2D"/>
-          <w:sz w:val="17"/>
-        </w:rPr>
-        <w:t>NumPy,</w:t>
-      </w:r>
-      <w:r>
-        <w:rPr>
-          <w:color w:val="1A1A2D"/>
-          <w:spacing w:val="21"/>
-          <w:sz w:val="17"/>
-        </w:rPr>
-        <w:t xml:space="preserve"> </w:t>
-      </w:r>
-      <w:r>
-        <w:rPr>
-          <w:color w:val="1A1A2D"/>
-          <w:spacing w:val="-2"/>
-          <w:sz w:val="17"/>
-        </w:rPr>
-        <w:t>OpenCV</w:t>
-      </w:r>
-    </w:p>
-    <w:p>
-      <w:pPr>
-        <w:spacing w:before="65" w:line="319" w:lineRule="auto"/>
-        <w:ind w:left="192" w:right="4409"/>
-        <w:rPr>
-          <w:sz w:val="17"/>
-        </w:rPr>
-      </w:pPr>
-      <w:r>
-        <w:rPr>
-          <w:rFonts w:ascii="Arial"/>
-          <w:b/>
-          <w:color w:val="1A1A2D"/>
-          <w:w w:val="105"/>
-          <w:sz w:val="17"/>
-        </w:rPr>
-        <w:t>Frontend</w:t>
-      </w:r>
-      <w:r>
-        <w:rPr>
-          <w:rFonts w:ascii="Arial"/>
-          <w:b/>
-          <w:color w:val="1A1A2D"/>
-          <w:spacing w:val="-13"/>
-          <w:w w:val="105"/>
-          <w:sz w:val="17"/>
-        </w:rPr>
-        <w:t xml:space="preserve"> </w:t>
-      </w:r>
-      <w:r>
-        <w:rPr>
-          <w:rFonts w:ascii="Arial"/>
-          <w:b/>
-          <w:color w:val="1A1A2D"/>
-          <w:w w:val="105"/>
-          <w:sz w:val="17"/>
-        </w:rPr>
-        <w:t>&amp;</w:t>
-      </w:r>
-      <w:r>
-        <w:rPr>
-          <w:rFonts w:ascii="Arial"/>
-          <w:b/>
-          <w:color w:val="1A1A2D"/>
-          <w:spacing w:val="-12"/>
-          <w:w w:val="105"/>
-          <w:sz w:val="17"/>
-        </w:rPr>
-        <w:t xml:space="preserve"> </w:t>
-      </w:r>
-      <w:r>
-        <w:rPr>
-          <w:rFonts w:ascii="Arial"/>
-          <w:b/>
-          <w:color w:val="1A1A2D"/>
-          <w:w w:val="105"/>
-          <w:sz w:val="17"/>
-        </w:rPr>
-        <w:t>Frameworks:</w:t>
-      </w:r>
-      <w:r>
-        <w:rPr>
-          <w:rFonts w:ascii="Arial"/>
-          <w:b/>
-          <w:color w:val="1A1A2D"/>
-          <w:spacing w:val="-13"/>
-          <w:w w:val="105"/>
-          <w:sz w:val="17"/>
-        </w:rPr>
-        <w:t xml:space="preserve"> </w:t>
-      </w:r>
-      <w:r>
-        <w:rPr>
-          <w:color w:val="1A1A2D"/>
-          <w:w w:val="105"/>
-          <w:sz w:val="17"/>
-        </w:rPr>
-        <w:t>ReactJS,</w:t>
-      </w:r>
-      <w:r>
-        <w:rPr>
-          <w:color w:val="1A1A2D"/>
-          <w:spacing w:val="-12"/>
-          <w:w w:val="105"/>
-          <w:sz w:val="17"/>
-        </w:rPr>
-        <w:t xml:space="preserve"> </w:t>
-      </w:r>
-      <w:r>
-        <w:rPr>
-          <w:color w:val="1A1A2D"/>
-          <w:w w:val="105"/>
-          <w:sz w:val="17"/>
-        </w:rPr>
-        <w:t>HTML5,</w:t>
-      </w:r>
-      <w:r>
-        <w:rPr>
-          <w:color w:val="1A1A2D"/>
-          <w:spacing w:val="-12"/>
-          <w:w w:val="105"/>
-          <w:sz w:val="17"/>
-        </w:rPr>
-        <w:t xml:space="preserve"> </w:t>
-      </w:r>
-      <w:r>
-        <w:rPr>
-          <w:color w:val="1A1A2D"/>
-          <w:w w:val="105"/>
-          <w:sz w:val="17"/>
-        </w:rPr>
-        <w:t>CSS3,</w:t>
-      </w:r>
-      <w:r>
-        <w:rPr>
-          <w:color w:val="1A1A2D"/>
-          <w:spacing w:val="-13"/>
-          <w:w w:val="105"/>
-          <w:sz w:val="17"/>
-        </w:rPr>
-        <w:t xml:space="preserve"> </w:t>
-      </w:r>
-      <w:r>
-        <w:rPr>
-          <w:color w:val="1A1A2D"/>
-          <w:w w:val="105"/>
-          <w:sz w:val="17"/>
-        </w:rPr>
-        <w:t>Bootstrap,</w:t>
-      </w:r>
-      <w:r>
-        <w:rPr>
-          <w:color w:val="1A1A2D"/>
-          <w:spacing w:val="-12"/>
-          <w:w w:val="105"/>
-          <w:sz w:val="17"/>
-        </w:rPr>
-        <w:t xml:space="preserve"> </w:t>
-      </w:r>
-      <w:r>
-        <w:rPr>
-          <w:color w:val="1A1A2D"/>
-          <w:w w:val="105"/>
-          <w:sz w:val="17"/>
-        </w:rPr>
-        <w:t>Flask,</w:t>
-      </w:r>
-      <w:r>
-        <w:rPr>
-          <w:color w:val="1A1A2D"/>
-          <w:spacing w:val="-13"/>
-          <w:w w:val="105"/>
-          <w:sz w:val="17"/>
-        </w:rPr>
-        <w:t xml:space="preserve"> </w:t>
-      </w:r>
-      <w:r>
-        <w:rPr>
-          <w:color w:val="1A1A2D"/>
-          <w:w w:val="105"/>
-          <w:sz w:val="17"/>
-        </w:rPr>
-        <w:t xml:space="preserve">Streamlit </w:t>
-      </w:r>
-      <w:r>
-        <w:rPr>
-          <w:rFonts w:ascii="Arial"/>
-          <w:b/>
-          <w:color w:val="1A1A2D"/>
-          <w:w w:val="105"/>
-          <w:sz w:val="17"/>
-        </w:rPr>
-        <w:t xml:space="preserve">Backend &amp; Databases: </w:t>
-      </w:r>
-      <w:r>
-        <w:rPr>
-          <w:color w:val="1A1A2D"/>
-          <w:w w:val="105"/>
-          <w:sz w:val="17"/>
-        </w:rPr>
-        <w:t xml:space="preserve">Node.js, Express.js, MongoDB, SQL, REST APIs </w:t>
-      </w:r>
-      <w:r>
-        <w:rPr>
-          <w:rFonts w:ascii="Arial"/>
-          <w:b/>
-          <w:color w:val="1A1A2D"/>
-          <w:w w:val="105"/>
-          <w:sz w:val="17"/>
-        </w:rPr>
-        <w:t xml:space="preserve">Tools &amp; Platforms: </w:t>
-      </w:r>
-      <w:r>
-        <w:rPr>
-          <w:color w:val="1A1A2D"/>
-          <w:w w:val="105"/>
-          <w:sz w:val="17"/>
-        </w:rPr>
-        <w:t>Git, GitHub, Jupyter Notebook, VS Code, Kaggle</w:t>
+          <w:color w:val="1A1A2D"/>
+          <w:w w:val="105"/>
+          <w:lang w:val="en-IN"/>
+        </w:rPr>
+        <w:t>: LLMs, Agentic AI, Generative AI, LangGraph</w:t>
       </w:r>
     </w:p>
     <w:p>
       <w:pPr>
         <w:pStyle w:val="BodyText"/>
+        <w:spacing w:before="5" w:line="360" w:lineRule="auto"/>
         <w:ind w:left="192"/>
+        <w:rPr>
+          <w:rFonts w:ascii="Arial"/>
+          <w:color w:val="1A1A2D"/>
+          <w:w w:val="105"/>
+          <w:lang w:val="en-IN"/>
+        </w:rPr>
       </w:pPr>
       <w:r>
         <w:rPr>
           <w:rFonts w:ascii="Arial"/>
           <w:b/>
-          <w:color w:val="1A1A2D"/>
-        </w:rPr>
-        <w:t>Core</w:t>
+          <w:bCs/>
+          <w:color w:val="1A1A2D"/>
+          <w:w w:val="105"/>
+          <w:lang w:val="en-IN"/>
+        </w:rPr>
+        <w:t>Languages</w:t>
       </w:r>
       <w:r>
         <w:rPr>
           <w:rFonts w:ascii="Arial"/>
-          <w:b/>
-          <w:color w:val="1A1A2D"/>
-          <w:spacing w:val="19"/>
-        </w:rPr>
-        <w:t xml:space="preserve"> </w:t>
-      </w:r>
-      <w:r>
-        <w:rPr>
-          <w:rFonts w:ascii="Arial"/>
-          <w:b/>
-          <w:color w:val="1A1A2D"/>
-        </w:rPr>
-        <w:t>CS:</w:t>
-      </w:r>
-      <w:r>
-        <w:rPr>
-          <w:rFonts w:ascii="Arial"/>
-          <w:b/>
-          <w:color w:val="1A1A2D"/>
-          <w:spacing w:val="19"/>
-        </w:rPr>
-        <w:t xml:space="preserve"> </w:t>
-      </w:r>
-      <w:r>
-        <w:rPr>
-          <w:color w:val="1A1A2D"/>
-        </w:rPr>
-        <w:t>Object-Oriented</w:t>
-      </w:r>
-      <w:r>
-        <w:rPr>
-          <w:color w:val="1A1A2D"/>
-          <w:spacing w:val="19"/>
-        </w:rPr>
-        <w:t xml:space="preserve"> </w:t>
-      </w:r>
-      <w:r>
-        <w:rPr>
-          <w:color w:val="1A1A2D"/>
-        </w:rPr>
-        <w:t>Programming</w:t>
-      </w:r>
-      <w:r>
-        <w:rPr>
-          <w:color w:val="1A1A2D"/>
-          <w:spacing w:val="19"/>
-        </w:rPr>
-        <w:t xml:space="preserve"> </w:t>
-      </w:r>
-      <w:r>
-        <w:rPr>
-          <w:color w:val="1A1A2D"/>
-        </w:rPr>
-        <w:t>(OOP),</w:t>
-      </w:r>
-      <w:r>
-        <w:rPr>
-          <w:color w:val="1A1A2D"/>
-          <w:spacing w:val="19"/>
-        </w:rPr>
-        <w:t xml:space="preserve"> </w:t>
-      </w:r>
-      <w:r>
-        <w:rPr>
-          <w:color w:val="1A1A2D"/>
-        </w:rPr>
-        <w:t>Design</w:t>
-      </w:r>
-      <w:r>
-        <w:rPr>
-          <w:color w:val="1A1A2D"/>
-          <w:spacing w:val="19"/>
-        </w:rPr>
-        <w:t xml:space="preserve"> </w:t>
-      </w:r>
-      <w:r>
-        <w:rPr>
-          <w:color w:val="1A1A2D"/>
-        </w:rPr>
-        <w:t>Analysis</w:t>
-      </w:r>
-      <w:r>
-        <w:rPr>
-          <w:color w:val="1A1A2D"/>
-          <w:spacing w:val="19"/>
-        </w:rPr>
-        <w:t xml:space="preserve"> </w:t>
-      </w:r>
-      <w:r>
-        <w:rPr>
-          <w:color w:val="1A1A2D"/>
-        </w:rPr>
-        <w:t>&amp;</w:t>
-      </w:r>
-      <w:r>
-        <w:rPr>
-          <w:color w:val="1A1A2D"/>
-          <w:spacing w:val="19"/>
-        </w:rPr>
-        <w:t xml:space="preserve"> </w:t>
-      </w:r>
-      <w:r>
-        <w:rPr>
-          <w:color w:val="1A1A2D"/>
-        </w:rPr>
-        <w:t>Algorithms</w:t>
-      </w:r>
-      <w:r>
-        <w:rPr>
-          <w:color w:val="1A1A2D"/>
-          <w:spacing w:val="19"/>
-        </w:rPr>
-        <w:t xml:space="preserve"> </w:t>
-      </w:r>
-      <w:r>
-        <w:rPr>
-          <w:color w:val="1A1A2D"/>
-        </w:rPr>
-        <w:t>(DAA),</w:t>
-      </w:r>
-      <w:r>
-        <w:rPr>
-          <w:color w:val="1A1A2D"/>
-          <w:spacing w:val="19"/>
-        </w:rPr>
-        <w:t xml:space="preserve"> </w:t>
-      </w:r>
-      <w:r>
-        <w:rPr>
-          <w:color w:val="1A1A2D"/>
-          <w:spacing w:val="-4"/>
-        </w:rPr>
-        <w:t>DBMS</w:t>
-      </w:r>
-    </w:p>
-    <w:p>
-      <w:pPr>
-        <w:spacing w:before="64"/>
-        <w:ind w:left="192"/>
-        <w:rPr>
-          <w:sz w:val="17"/>
-        </w:rPr>
-      </w:pPr>
-      <w:r>
-        <w:rPr>
-          <w:rFonts w:ascii="Arial"/>
-          <w:b/>
-          <w:color w:val="1A1A2D"/>
-          <w:sz w:val="17"/>
-        </w:rPr>
-        <w:t>Soft</w:t>
-      </w:r>
-      <w:r>
-        <w:rPr>
-          <w:rFonts w:ascii="Arial"/>
-          <w:b/>
-          <w:color w:val="1A1A2D"/>
-          <w:spacing w:val="20"/>
-          <w:sz w:val="17"/>
-        </w:rPr>
-        <w:t xml:space="preserve"> </w:t>
-      </w:r>
-      <w:r>
-        <w:rPr>
-          <w:rFonts w:ascii="Arial"/>
-          <w:b/>
-          <w:color w:val="1A1A2D"/>
-          <w:sz w:val="17"/>
-        </w:rPr>
-        <w:t>Skills:</w:t>
-      </w:r>
-      <w:r>
-        <w:rPr>
-          <w:rFonts w:ascii="Arial"/>
-          <w:b/>
-          <w:color w:val="1A1A2D"/>
-          <w:spacing w:val="20"/>
-          <w:sz w:val="17"/>
-        </w:rPr>
-        <w:t xml:space="preserve"> </w:t>
-      </w:r>
-      <w:r>
-        <w:rPr>
-          <w:color w:val="1A1A2D"/>
-          <w:sz w:val="17"/>
-        </w:rPr>
-        <w:t>Problem</w:t>
-      </w:r>
-      <w:r>
-        <w:rPr>
-          <w:color w:val="1A1A2D"/>
-          <w:spacing w:val="21"/>
-          <w:sz w:val="17"/>
-        </w:rPr>
-        <w:t xml:space="preserve"> </w:t>
-      </w:r>
-      <w:r>
-        <w:rPr>
-          <w:color w:val="1A1A2D"/>
-          <w:sz w:val="17"/>
-        </w:rPr>
-        <w:t>solving,</w:t>
-      </w:r>
-      <w:r>
-        <w:rPr>
-          <w:color w:val="1A1A2D"/>
-          <w:spacing w:val="20"/>
-          <w:sz w:val="17"/>
-        </w:rPr>
-        <w:t xml:space="preserve"> </w:t>
-      </w:r>
-      <w:r>
-        <w:rPr>
-          <w:color w:val="1A1A2D"/>
-          <w:sz w:val="17"/>
-        </w:rPr>
-        <w:t>communication,</w:t>
-      </w:r>
-      <w:r>
-        <w:rPr>
-          <w:color w:val="1A1A2D"/>
-          <w:spacing w:val="20"/>
-          <w:sz w:val="17"/>
-        </w:rPr>
-        <w:t xml:space="preserve"> </w:t>
-      </w:r>
-      <w:r>
-        <w:rPr>
-          <w:color w:val="1A1A2D"/>
-          <w:spacing w:val="-2"/>
-          <w:sz w:val="17"/>
-        </w:rPr>
-        <w:t>teamwork</w:t>
+          <w:color w:val="1A1A2D"/>
+          <w:w w:val="105"/>
+          <w:lang w:val="en-IN"/>
+        </w:rPr>
+        <w:t>: Python, JavaScript, C/C++</w:t>
       </w:r>
     </w:p>
     <w:p>
       <w:pPr>
         <w:pStyle w:val="BodyText"/>
-        <w:spacing w:before="5"/>
+        <w:spacing w:before="5" w:line="360" w:lineRule="auto"/>
+        <w:ind w:left="192"/>
+        <w:rPr>
+          <w:rFonts w:ascii="Arial"/>
+          <w:color w:val="1A1A2D"/>
+          <w:w w:val="105"/>
+          <w:lang w:val="en-IN"/>
+        </w:rPr>
       </w:pPr>
+      <w:r>
+        <w:rPr>
+          <w:rFonts w:ascii="Arial"/>
+          <w:b/>
+          <w:bCs/>
+          <w:color w:val="1A1A2D"/>
+          <w:w w:val="105"/>
+          <w:lang w:val="en-IN"/>
+        </w:rPr>
+        <w:t>Frontend:</w:t>
+      </w:r>
+      <w:r>
+        <w:rPr>
+          <w:rFonts w:ascii="Arial"/>
+          <w:color w:val="1A1A2D"/>
+          <w:w w:val="105"/>
+          <w:lang w:val="en-IN"/>
+        </w:rPr>
+        <w:t xml:space="preserve"> React.js, HTML5, CSS3, Bootstrap</w:t>
+      </w:r>
+    </w:p>
+    <w:p>
+      <w:pPr>
+        <w:pStyle w:val="BodyText"/>
+        <w:spacing w:before="5" w:line="360" w:lineRule="auto"/>
+        <w:ind w:left="192"/>
+        <w:rPr>
+          <w:rFonts w:ascii="Arial"/>
+          <w:color w:val="1A1A2D"/>
+          <w:w w:val="105"/>
+          <w:lang w:val="en-IN"/>
+        </w:rPr>
+      </w:pPr>
+      <w:r>
+        <w:rPr>
+          <w:rFonts w:ascii="Arial"/>
+          <w:b/>
+          <w:bCs/>
+          <w:color w:val="1A1A2D"/>
+          <w:w w:val="105"/>
+          <w:lang w:val="en-IN"/>
+        </w:rPr>
+        <w:t>Backend &amp; DB:</w:t>
+      </w:r>
+      <w:r>
+        <w:rPr>
+          <w:rFonts w:ascii="Arial"/>
+          <w:color w:val="1A1A2D"/>
+          <w:w w:val="105"/>
+          <w:lang w:val="en-IN"/>
+        </w:rPr>
+        <w:t xml:space="preserve"> Node.js, Express.js, MongoDB, SQL, REST APIs</w:t>
+      </w:r>
+    </w:p>
+    <w:p>
+      <w:pPr>
+        <w:pStyle w:val="BodyText"/>
+        <w:spacing w:before="5" w:line="360" w:lineRule="auto"/>
+        <w:ind w:left="192"/>
+        <w:rPr>
+          <w:rFonts w:ascii="Arial"/>
+          <w:color w:val="1A1A2D"/>
+          <w:w w:val="105"/>
+          <w:lang w:val="en-IN"/>
+        </w:rPr>
+      </w:pPr>
+      <w:r>
+        <w:rPr>
+          <w:rFonts w:ascii="Arial"/>
+          <w:b/>
+          <w:bCs/>
+          <w:color w:val="1A1A2D"/>
+          <w:w w:val="105"/>
+          <w:lang w:val="en-IN"/>
+        </w:rPr>
+        <w:t>Libraries:</w:t>
+      </w:r>
+      <w:r>
+        <w:rPr>
+          <w:rFonts w:ascii="Arial"/>
+          <w:color w:val="1A1A2D"/>
+          <w:w w:val="105"/>
+          <w:lang w:val="en-IN"/>
+        </w:rPr>
+        <w:t xml:space="preserve"> Pandas, NumPy, OpenCV, Flask, Streamlit</w:t>
+      </w:r>
+    </w:p>
+    <w:p>
+      <w:pPr>
+        <w:pStyle w:val="BodyText"/>
+        <w:spacing w:before="5" w:line="360" w:lineRule="auto"/>
+        <w:ind w:left="192"/>
+        <w:rPr>
+          <w:rFonts w:ascii="Arial"/>
+          <w:color w:val="1A1A2D"/>
+          <w:w w:val="105"/>
+          <w:lang w:val="en-IN"/>
+        </w:rPr>
+      </w:pPr>
+      <w:r>
+        <w:rPr>
+          <w:rFonts w:ascii="Arial"/>
+          <w:b/>
+          <w:bCs/>
+          <w:color w:val="1A1A2D"/>
+          <w:w w:val="105"/>
+          <w:lang w:val="en-IN"/>
+        </w:rPr>
+        <w:t>Tools</w:t>
+      </w:r>
+      <w:r>
+        <w:rPr>
+          <w:rFonts w:ascii="Arial"/>
+          <w:color w:val="1A1A2D"/>
+          <w:w w:val="105"/>
+          <w:lang w:val="en-IN"/>
+        </w:rPr>
+        <w:t>: Git, GitHub, Jupyter Notebook, VS Code</w:t>
+      </w:r>
+    </w:p>
+    <w:p>
+      <w:pPr>
+        <w:pStyle w:val="BodyText"/>
+        <w:spacing w:before="5" w:line="360" w:lineRule="auto"/>
+        <w:ind w:left="192"/>
+        <w:rPr>
+          <w:rFonts w:ascii="Arial"/>
+          <w:color w:val="1A1A2D"/>
+          <w:w w:val="105"/>
+          <w:lang w:val="en-IN"/>
+        </w:rPr>
+      </w:pPr>
+      <w:r>
+        <w:rPr>
+          <w:rFonts w:ascii="Arial"/>
+          <w:b/>
+          <w:bCs/>
+          <w:color w:val="1A1A2D"/>
+          <w:w w:val="105"/>
+          <w:lang w:val="en-IN"/>
+        </w:rPr>
+        <w:t>Core CS:</w:t>
+      </w:r>
+      <w:r>
+        <w:rPr>
+          <w:rFonts w:ascii="Arial"/>
+          <w:color w:val="1A1A2D"/>
+          <w:w w:val="105"/>
+          <w:lang w:val="en-IN"/>
+        </w:rPr>
+        <w:t xml:space="preserve"> OOP, DBMS, DAA</w:t>
+      </w:r>
+    </w:p>
+    <w:p>
+      <w:pPr>
+        <w:pStyle w:val="BodyText"/>
+        <w:spacing w:before="5" w:line="360" w:lineRule="auto"/>
+        <w:ind w:left="192"/>
+        <w:rPr>
+          <w:rFonts w:ascii="Arial"/>
+          <w:b/>
+          <w:color w:val="1A1A2D"/>
+          <w:w w:val="105"/>
+          <w:lang w:val="en-IN"/>
+        </w:rPr>
+      </w:pPr>
+      <w:r>
+        <w:rPr>
+          <w:rFonts w:ascii="Arial"/>
+          <w:b/>
+          <w:color w:val="1A1A2D"/>
+          <w:w w:val="105"/>
+        </w:rPr>
+        <w:t xml:space="preserve">Soft Skills: </w:t>
+      </w:r>
+      <w:r>
+        <w:rPr>
+          <w:rFonts w:ascii="Arial"/>
+          <w:bCs/>
+          <w:color w:val="1A1A2D"/>
+          <w:w w:val="105"/>
+        </w:rPr>
+        <w:t>Problem-solving, Communication</w:t>
+      </w:r>
     </w:p>
     <w:p>
       <w:pPr>
@@ -2085,7 +1176,7 @@
           </mc:Choice>
           <mc:Fallback>
             <w:pict>
-              <v:shape w14:anchorId="5AF79D59" id="Graphic 4" o:spid="_x0000_s1026" style="position:absolute;margin-left:45.6pt;margin-top:3.5pt;width:520.8pt;height:.1pt;z-index:-15727104;visibility:visible;mso-wrap-style:square;mso-wrap-distance-left:0;mso-wrap-distance-top:0;mso-wrap-distance-right:0;mso-wrap-distance-bottom:0;mso-position-horizontal:absolute;mso-position-horizontal-relative:page;mso-position-vertical:absolute;mso-position-vertical-relative:text;v-text-anchor:top" coordsize="6614159,1270" o:gfxdata="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" path="m,l6614159,e" filled="f" strokecolor="#2462eb" strokeweight=".6pt">
+              <v:shape w14:anchorId="3E3E7A49" id="Graphic 4" o:spid="_x0000_s1026" style="position:absolute;margin-left:45.6pt;margin-top:3.5pt;width:520.8pt;height:.1pt;z-index:-15727104;visibility:visible;mso-wrap-style:square;mso-wrap-distance-left:0;mso-wrap-distance-top:0;mso-wrap-distance-right:0;mso-wrap-distance-bottom:0;mso-position-horizontal:absolute;mso-position-horizontal-relative:page;mso-position-vertical:absolute;mso-position-vertical-relative:text;v-text-anchor:top" coordsize="6614159,1270" o:gfxdata="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" path="m,l6614159,e" filled="f" strokecolor="#2462eb" strokeweight=".6pt">
                 <v:path arrowok="t"/>
                 <w10:wrap type="topAndBottom" anchorx="page"/>
               </v:shape>
@@ -3347,289 +2438,26 @@
     </w:p>
     <w:p>
       <w:pPr>
-        <w:pStyle w:val="ListParagraph"/>
+        <w:pStyle w:val="BodyText"/>
         <w:numPr>
           <w:ilvl w:val="0"/>
           <w:numId w:val="1"/>
         </w:numPr>
-        <w:tabs>
-          <w:tab w:val="left" w:pos="381"/>
-        </w:tabs>
-        <w:ind w:left="381" w:hanging="109"/>
-        <w:rPr>
-          <w:sz w:val="17"/>
+        <w:spacing w:before="5"/>
+        <w:rPr>
+          <w:color w:val="1A1A2D"/>
+          <w:w w:val="105"/>
+          <w:szCs w:val="22"/>
         </w:rPr>
       </w:pPr>
       <w:r>
         <w:rPr>
           <w:color w:val="1A1A2D"/>
           <w:w w:val="105"/>
-          <w:sz w:val="17"/>
-        </w:rPr>
-        <w:t>Integrated</w:t>
-      </w:r>
-      <w:r>
-        <w:rPr>
-          <w:color w:val="1A1A2D"/>
-          <w:spacing w:val="-12"/>
-          <w:w w:val="105"/>
-          <w:sz w:val="17"/>
-        </w:rPr>
-        <w:t xml:space="preserve"> </w:t>
-      </w:r>
-      <w:r>
-        <w:rPr>
-          <w:color w:val="1A1A2D"/>
-          <w:w w:val="105"/>
-          <w:sz w:val="17"/>
-        </w:rPr>
-        <w:t>live</w:t>
-      </w:r>
-      <w:r>
-        <w:rPr>
-          <w:color w:val="1A1A2D"/>
-          <w:spacing w:val="-11"/>
-          <w:w w:val="105"/>
-          <w:sz w:val="17"/>
-        </w:rPr>
-        <w:t xml:space="preserve"> </w:t>
-      </w:r>
-      <w:r>
-        <w:rPr>
-          <w:color w:val="1A1A2D"/>
-          <w:w w:val="105"/>
-          <w:sz w:val="17"/>
-        </w:rPr>
-        <w:t>data</w:t>
-      </w:r>
-      <w:r>
-        <w:rPr>
-          <w:color w:val="1A1A2D"/>
-          <w:spacing w:val="-11"/>
-          <w:w w:val="105"/>
-          <w:sz w:val="17"/>
-        </w:rPr>
-        <w:t xml:space="preserve"> </w:t>
-      </w:r>
-      <w:r>
-        <w:rPr>
-          <w:color w:val="1A1A2D"/>
-          <w:w w:val="105"/>
-          <w:sz w:val="17"/>
-        </w:rPr>
-        <w:t>via</w:t>
-      </w:r>
-      <w:r>
-        <w:rPr>
-          <w:color w:val="1A1A2D"/>
-          <w:spacing w:val="-12"/>
-          <w:w w:val="105"/>
-          <w:sz w:val="17"/>
-        </w:rPr>
-        <w:t xml:space="preserve"> </w:t>
-      </w:r>
-      <w:r>
-        <w:rPr>
-          <w:color w:val="1A1A2D"/>
-          <w:w w:val="105"/>
-          <w:sz w:val="17"/>
-        </w:rPr>
-        <w:t>RapidAPI</w:t>
-      </w:r>
-      <w:r>
-        <w:rPr>
-          <w:color w:val="1A1A2D"/>
-          <w:spacing w:val="-11"/>
-          <w:w w:val="105"/>
-          <w:sz w:val="17"/>
-        </w:rPr>
-        <w:t xml:space="preserve"> </w:t>
-      </w:r>
-      <w:r>
-        <w:rPr>
-          <w:color w:val="1A1A2D"/>
-          <w:w w:val="105"/>
-          <w:sz w:val="17"/>
-        </w:rPr>
-        <w:t>and</w:t>
-      </w:r>
-      <w:r>
-        <w:rPr>
-          <w:color w:val="1A1A2D"/>
-          <w:spacing w:val="-11"/>
-          <w:w w:val="105"/>
-          <w:sz w:val="17"/>
-        </w:rPr>
-        <w:t xml:space="preserve"> </w:t>
-      </w:r>
-      <w:r>
-        <w:rPr>
-          <w:color w:val="1A1A2D"/>
-          <w:w w:val="105"/>
-          <w:sz w:val="17"/>
-        </w:rPr>
-        <w:t>Gemini</w:t>
-      </w:r>
-      <w:r>
-        <w:rPr>
-          <w:color w:val="1A1A2D"/>
-          <w:spacing w:val="-12"/>
-          <w:w w:val="105"/>
-          <w:sz w:val="17"/>
-        </w:rPr>
-        <w:t xml:space="preserve"> </w:t>
-      </w:r>
-      <w:r>
-        <w:rPr>
-          <w:color w:val="1A1A2D"/>
-          <w:w w:val="105"/>
-          <w:sz w:val="17"/>
-        </w:rPr>
-        <w:t>API,</w:t>
-      </w:r>
-      <w:r>
-        <w:rPr>
-          <w:color w:val="1A1A2D"/>
-          <w:spacing w:val="-11"/>
-          <w:w w:val="105"/>
-          <w:sz w:val="17"/>
-        </w:rPr>
-        <w:t xml:space="preserve"> </w:t>
-      </w:r>
-      <w:r>
-        <w:rPr>
-          <w:color w:val="1A1A2D"/>
-          <w:w w:val="105"/>
-          <w:sz w:val="17"/>
-        </w:rPr>
-        <w:t>implementing</w:t>
-      </w:r>
-      <w:r>
-        <w:rPr>
-          <w:color w:val="1A1A2D"/>
-          <w:spacing w:val="-11"/>
-          <w:w w:val="105"/>
-          <w:sz w:val="17"/>
-        </w:rPr>
-        <w:t xml:space="preserve"> </w:t>
-      </w:r>
-      <w:r>
-        <w:rPr>
-          <w:color w:val="1A1A2D"/>
-          <w:w w:val="105"/>
-          <w:sz w:val="17"/>
-        </w:rPr>
-        <w:t>robust</w:t>
-      </w:r>
-      <w:r>
-        <w:rPr>
-          <w:color w:val="1A1A2D"/>
-          <w:spacing w:val="-12"/>
-          <w:w w:val="105"/>
-          <w:sz w:val="17"/>
-        </w:rPr>
-        <w:t xml:space="preserve"> </w:t>
-      </w:r>
-      <w:r>
-        <w:rPr>
-          <w:color w:val="1A1A2D"/>
-          <w:w w:val="105"/>
-          <w:sz w:val="17"/>
-        </w:rPr>
-        <w:t>error</w:t>
-      </w:r>
-      <w:r>
-        <w:rPr>
-          <w:color w:val="1A1A2D"/>
-          <w:spacing w:val="-11"/>
-          <w:w w:val="105"/>
-          <w:sz w:val="17"/>
-        </w:rPr>
-        <w:t xml:space="preserve"> </w:t>
-      </w:r>
-      <w:r>
-        <w:rPr>
-          <w:color w:val="1A1A2D"/>
-          <w:w w:val="105"/>
-          <w:sz w:val="17"/>
-        </w:rPr>
-        <w:t>handling</w:t>
-      </w:r>
-      <w:r>
-        <w:rPr>
-          <w:color w:val="1A1A2D"/>
-          <w:spacing w:val="-11"/>
-          <w:w w:val="105"/>
-          <w:sz w:val="17"/>
-        </w:rPr>
-        <w:t xml:space="preserve"> </w:t>
-      </w:r>
-      <w:r>
-        <w:rPr>
-          <w:color w:val="1A1A2D"/>
-          <w:w w:val="105"/>
-          <w:sz w:val="17"/>
-        </w:rPr>
-        <w:t>and</w:t>
-      </w:r>
-      <w:r>
-        <w:rPr>
-          <w:color w:val="1A1A2D"/>
-          <w:spacing w:val="-12"/>
-          <w:w w:val="105"/>
-          <w:sz w:val="17"/>
-        </w:rPr>
-        <w:t xml:space="preserve"> </w:t>
-      </w:r>
-      <w:r>
-        <w:rPr>
-          <w:color w:val="1A1A2D"/>
-          <w:w w:val="105"/>
-          <w:sz w:val="17"/>
-        </w:rPr>
-        <w:t>scalable</w:t>
-      </w:r>
-      <w:r>
-        <w:rPr>
-          <w:color w:val="1A1A2D"/>
-          <w:spacing w:val="-11"/>
-          <w:w w:val="105"/>
-          <w:sz w:val="17"/>
-        </w:rPr>
-        <w:t xml:space="preserve"> </w:t>
-      </w:r>
-      <w:r>
-        <w:rPr>
-          <w:color w:val="1A1A2D"/>
-          <w:w w:val="105"/>
-          <w:sz w:val="17"/>
-        </w:rPr>
-        <w:t>backend</w:t>
-      </w:r>
-      <w:r>
-        <w:rPr>
-          <w:color w:val="1A1A2D"/>
-          <w:spacing w:val="-11"/>
-          <w:w w:val="105"/>
-          <w:sz w:val="17"/>
-        </w:rPr>
-        <w:t xml:space="preserve"> </w:t>
-      </w:r>
-      <w:r>
-        <w:rPr>
-          <w:color w:val="1A1A2D"/>
-          <w:spacing w:val="-2"/>
-          <w:w w:val="105"/>
-          <w:sz w:val="17"/>
-        </w:rPr>
-        <w:t>logic.</w:t>
-      </w:r>
-    </w:p>
-    <w:p>
-      <w:pPr>
-        <w:pStyle w:val="BodyText"/>
-        <w:spacing w:before="5"/>
-      </w:pPr>
+          <w:szCs w:val="22"/>
+        </w:rPr>
+        <w:t>Built responsive, mobile-first UIs across 5+ projects using React.js,Bootstrap, and CSS3 for seamless cross-device experience.</w:t>
+      </w:r>
     </w:p>
     <w:p>
       <w:pPr>
@@ -3706,7 +2534,7 @@
           </mc:Choice>
           <mc:Fallback>
             <w:pict>
-              <v:shape w14:anchorId="120F65B6" id="Graphic 5" o:spid="_x0000_s1026" style="position:absolute;margin-left:45.6pt;margin-top:15pt;width:520.8pt;height:.1pt;z-index:15731200;visibility:visible;mso-wrap-style:square;mso-wrap-distance-left:0;mso-wrap-distance-top:0;mso-wrap-distance-right:0;mso-wrap-distance-bottom:0;mso-position-horizontal:absolute;mso-position-horizontal-relative:page;mso-position-vertical:absolute;mso-position-vertical-relative:text;v-text-anchor:top" coordsize="6614159,1270" o:gfxdata="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" path="m,l6614159,e" filled="f" strokecolor="#2462eb" strokeweight=".6pt">
+              <v:shape w14:anchorId="756E7CCC" id="Graphic 5" o:spid="_x0000_s1026" style="position:absolute;margin-left:45.6pt;margin-top:15pt;width:520.8pt;height:.1pt;z-index:15731200;visibility:visible;mso-wrap-style:square;mso-wrap-distance-left:0;mso-wrap-distance-top:0;mso-wrap-distance-right:0;mso-wrap-distance-bottom:0;mso-position-horizontal:absolute;mso-position-horizontal-relative:page;mso-position-vertical:absolute;mso-position-vertical-relative:text;v-text-anchor:top" coordsize="6614159,1270" o:gfxdata="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" path="m,l6614159,e" filled="f" strokecolor="#2462eb" strokeweight=".6pt">
                 <v:path arrowok="t"/>
                 <w10:wrap anchorx="page"/>
               </v:shape>
@@ -5059,279 +3887,15 @@
           <w:w w:val="105"/>
           <w:sz w:val="17"/>
         </w:rPr>
-        <w:t>Launched</w:t>
-      </w:r>
-      <w:r>
-        <w:rPr>
-          <w:color w:val="1A1A2D"/>
-          <w:spacing w:val="-12"/>
-          <w:w w:val="105"/>
-          <w:sz w:val="17"/>
-        </w:rPr>
-        <w:t xml:space="preserve"> </w:t>
-      </w:r>
-      <w:r>
-        <w:rPr>
-          <w:color w:val="1A1A2D"/>
-          <w:w w:val="105"/>
-          <w:sz w:val="17"/>
-        </w:rPr>
-        <w:t>a</w:t>
-      </w:r>
-      <w:r>
-        <w:rPr>
-          <w:color w:val="1A1A2D"/>
-          <w:spacing w:val="-12"/>
-          <w:w w:val="105"/>
-          <w:sz w:val="17"/>
-        </w:rPr>
-        <w:t xml:space="preserve"> </w:t>
-      </w:r>
-      <w:r>
-        <w:rPr>
-          <w:color w:val="1A1A2D"/>
-          <w:w w:val="105"/>
-          <w:sz w:val="17"/>
-        </w:rPr>
-        <w:t>real-time</w:t>
-      </w:r>
-      <w:r>
-        <w:rPr>
-          <w:color w:val="1A1A2D"/>
-          <w:spacing w:val="-12"/>
-          <w:w w:val="105"/>
-          <w:sz w:val="17"/>
-        </w:rPr>
-        <w:t xml:space="preserve"> </w:t>
-      </w:r>
-      <w:r>
-        <w:rPr>
-          <w:color w:val="1A1A2D"/>
-          <w:w w:val="105"/>
-          <w:sz w:val="17"/>
-        </w:rPr>
-        <w:t>weather</w:t>
-      </w:r>
-      <w:r>
-        <w:rPr>
-          <w:color w:val="1A1A2D"/>
-          <w:spacing w:val="-12"/>
-          <w:w w:val="105"/>
-          <w:sz w:val="17"/>
-        </w:rPr>
-        <w:t xml:space="preserve"> </w:t>
-      </w:r>
-      <w:r>
-        <w:rPr>
-          <w:color w:val="1A1A2D"/>
-          <w:w w:val="105"/>
-          <w:sz w:val="17"/>
-        </w:rPr>
-        <w:t>dashboard</w:t>
-      </w:r>
-      <w:r>
-        <w:rPr>
-          <w:color w:val="1A1A2D"/>
-          <w:spacing w:val="-12"/>
-          <w:w w:val="105"/>
-          <w:sz w:val="17"/>
-        </w:rPr>
-        <w:t xml:space="preserve"> </w:t>
-      </w:r>
-      <w:r>
-        <w:rPr>
-          <w:color w:val="1A1A2D"/>
-          <w:w w:val="105"/>
-          <w:sz w:val="17"/>
-        </w:rPr>
-        <w:t>with</w:t>
-      </w:r>
-      <w:r>
-        <w:rPr>
-          <w:color w:val="1A1A2D"/>
-          <w:spacing w:val="-12"/>
-          <w:w w:val="105"/>
-          <w:sz w:val="17"/>
-        </w:rPr>
-        <w:t xml:space="preserve"> </w:t>
-      </w:r>
-      <w:r>
-        <w:rPr>
-          <w:color w:val="1A1A2D"/>
-          <w:w w:val="105"/>
-          <w:sz w:val="17"/>
-        </w:rPr>
-        <w:t>live</w:t>
-      </w:r>
-      <w:r>
-        <w:rPr>
-          <w:color w:val="1A1A2D"/>
-          <w:spacing w:val="-12"/>
-          <w:w w:val="105"/>
-          <w:sz w:val="17"/>
-        </w:rPr>
-        <w:t xml:space="preserve"> </w:t>
-      </w:r>
-      <w:r>
-        <w:rPr>
-          <w:color w:val="1A1A2D"/>
-          <w:w w:val="105"/>
-          <w:sz w:val="17"/>
-        </w:rPr>
-        <w:t>conditions,</w:t>
-      </w:r>
-      <w:r>
-        <w:rPr>
-          <w:color w:val="1A1A2D"/>
-          <w:spacing w:val="-12"/>
-          <w:w w:val="105"/>
-          <w:sz w:val="17"/>
-        </w:rPr>
-        <w:t xml:space="preserve"> </w:t>
-      </w:r>
-      <w:r>
-        <w:rPr>
-          <w:color w:val="1A1A2D"/>
-          <w:w w:val="105"/>
-          <w:sz w:val="17"/>
-        </w:rPr>
-        <w:t>5-day</w:t>
-      </w:r>
-      <w:r>
-        <w:rPr>
-          <w:color w:val="1A1A2D"/>
-          <w:spacing w:val="-12"/>
-          <w:w w:val="105"/>
-          <w:sz w:val="17"/>
-        </w:rPr>
-        <w:t xml:space="preserve"> </w:t>
-      </w:r>
-      <w:r>
-        <w:rPr>
-          <w:color w:val="1A1A2D"/>
-          <w:w w:val="105"/>
-          <w:sz w:val="17"/>
-        </w:rPr>
-        <w:t>forecasts,</w:t>
-      </w:r>
-      <w:r>
-        <w:rPr>
-          <w:color w:val="1A1A2D"/>
-          <w:spacing w:val="-12"/>
-          <w:w w:val="105"/>
-          <w:sz w:val="17"/>
-        </w:rPr>
-        <w:t xml:space="preserve"> </w:t>
-      </w:r>
-      <w:r>
-        <w:rPr>
-          <w:color w:val="1A1A2D"/>
-          <w:w w:val="105"/>
-          <w:sz w:val="17"/>
-        </w:rPr>
-        <w:t>and</w:t>
-      </w:r>
-      <w:r>
-        <w:rPr>
-          <w:color w:val="1A1A2D"/>
-          <w:spacing w:val="-12"/>
-          <w:w w:val="105"/>
-          <w:sz w:val="17"/>
-        </w:rPr>
-        <w:t xml:space="preserve"> </w:t>
-      </w:r>
-      <w:r>
-        <w:rPr>
-          <w:color w:val="1A1A2D"/>
-          <w:w w:val="105"/>
-          <w:sz w:val="17"/>
-        </w:rPr>
-        <w:t>multi-city</w:t>
-      </w:r>
-      <w:r>
-        <w:rPr>
-          <w:color w:val="1A1A2D"/>
-          <w:spacing w:val="-12"/>
-          <w:w w:val="105"/>
-          <w:sz w:val="17"/>
-        </w:rPr>
-        <w:t xml:space="preserve"> </w:t>
-      </w:r>
-      <w:r>
-        <w:rPr>
-          <w:color w:val="1A1A2D"/>
-          <w:w w:val="105"/>
-          <w:sz w:val="17"/>
-        </w:rPr>
-        <w:t>search</w:t>
-      </w:r>
-      <w:r>
-        <w:rPr>
-          <w:color w:val="1A1A2D"/>
-          <w:spacing w:val="-12"/>
-          <w:w w:val="105"/>
-          <w:sz w:val="17"/>
-        </w:rPr>
-        <w:t xml:space="preserve"> </w:t>
-      </w:r>
-      <w:r>
-        <w:rPr>
-          <w:color w:val="1A1A2D"/>
-          <w:w w:val="105"/>
-          <w:sz w:val="17"/>
-        </w:rPr>
-        <w:t>powered</w:t>
-      </w:r>
-      <w:r>
-        <w:rPr>
-          <w:color w:val="1A1A2D"/>
-          <w:spacing w:val="-12"/>
-          <w:w w:val="105"/>
-          <w:sz w:val="17"/>
-        </w:rPr>
-        <w:t xml:space="preserve"> </w:t>
-      </w:r>
-      <w:r>
-        <w:rPr>
-          <w:color w:val="1A1A2D"/>
-          <w:w w:val="105"/>
-          <w:sz w:val="17"/>
-        </w:rPr>
-        <w:t>by</w:t>
-      </w:r>
-      <w:r>
-        <w:rPr>
-          <w:color w:val="1A1A2D"/>
-          <w:spacing w:val="-12"/>
-          <w:w w:val="105"/>
-          <w:sz w:val="17"/>
-        </w:rPr>
-        <w:t xml:space="preserve"> </w:t>
-      </w:r>
-      <w:r>
-        <w:rPr>
-          <w:color w:val="1A1A2D"/>
-          <w:w w:val="105"/>
-          <w:sz w:val="17"/>
-        </w:rPr>
-        <w:t>RapidAPI,</w:t>
-      </w:r>
-      <w:r>
-        <w:rPr>
-          <w:color w:val="1A1A2D"/>
-          <w:spacing w:val="-12"/>
-          <w:w w:val="105"/>
-          <w:sz w:val="17"/>
-        </w:rPr>
-        <w:t xml:space="preserve"> </w:t>
-      </w:r>
-      <w:r>
-        <w:rPr>
-          <w:color w:val="1A1A2D"/>
-          <w:w w:val="105"/>
-          <w:sz w:val="17"/>
-        </w:rPr>
-        <w:t>featuring dynamic data rendering and robust error handling.</w:t>
+        <w:t>Launched a real-time weather dashboard supporting 10+ cities with live conditions, 5-day forecasts, and multi-city search powered by RapidAPI, featuring dynamic data rendering and robust error handling.</w:t>
+      </w:r>
+      <w:r>
+        <w:rPr>
+          <w:color w:val="1A1A2D"/>
+          <w:w w:val="105"/>
+          <w:sz w:val="17"/>
+        </w:rPr>
+        <w:t>.</w:t>
       </w:r>
     </w:p>
     <w:p>
@@ -5649,12 +4213,6 @@
         </w:rPr>
         <w:t>viewing.</w:t>
       </w:r>
-    </w:p>
-    <w:p>
-      <w:pPr>
-        <w:pStyle w:val="BodyText"/>
-        <w:spacing w:before="4"/>
-      </w:pPr>
     </w:p>
     <w:p>
       <w:pPr>
@@ -5753,7 +4311,7 @@
           </mc:Choice>
           <mc:Fallback>
             <w:pict>
-              <v:shape w14:anchorId="1D8269BD" id="Graphic 6" o:spid="_x0000_s1026" style="position:absolute;margin-left:45.6pt;margin-top:3.45pt;width:520.8pt;height:.1pt;z-index:-15726592;visibility:visible;mso-wrap-style:square;mso-wrap-distance-left:0;mso-wrap-distance-top:0;mso-wrap-distance-right:0;mso-wrap-distance-bottom:0;mso-position-horizontal:absolute;mso-position-horizontal-relative:page;mso-position-vertical:absolute;mso-position-vertical-relative:text;v-text-anchor:top" coordsize="6614159,1270" o:gfxdata="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" path="m,l6614159,e" filled="f" strokecolor="#2462eb" strokeweight=".6pt">
+              <v:shape w14:anchorId="14B2F241" id="Graphic 6" o:spid="_x0000_s1026" style="position:absolute;margin-left:45.6pt;margin-top:3.45pt;width:520.8pt;height:.1pt;z-index:-15726592;visibility:visible;mso-wrap-style:square;mso-wrap-distance-left:0;mso-wrap-distance-top:0;mso-wrap-distance-right:0;mso-wrap-distance-bottom:0;mso-position-horizontal:absolute;mso-position-horizontal-relative:page;mso-position-vertical:absolute;mso-position-vertical-relative:text;v-text-anchor:top" coordsize="6614159,1270" o:gfxdata="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" path="m,l6614159,e" filled="f" strokecolor="#2462eb" strokeweight=".6pt">
                 <v:path arrowok="t"/>
                 <w10:wrap type="topAndBottom" anchorx="page"/>
               </v:shape>
@@ -7318,6 +5876,7 @@
   <w:style w:type="paragraph" w:styleId="BodyText">
     <w:name w:val="Body Text"/>
     <w:basedOn w:val="Normal"/>
+    <w:link w:val="BodyTextChar"/>
     <w:uiPriority w:val="1"/>
     <w:qFormat/>
     <w:rPr>
@@ -7357,6 +5916,18 @@
     <w:basedOn w:val="Normal"/>
     <w:uiPriority w:val="1"/>
     <w:qFormat/>
+  </w:style>
+  <w:style w:type="character" w:customStyle="1" w:styleId="BodyTextChar">
+    <w:name w:val="Body Text Char"/>
+    <w:basedOn w:val="DefaultParagraphFont"/>
+    <w:link w:val="BodyText"/>
+    <w:uiPriority w:val="1"/>
+    <w:rsid w:val="00F36788"/>
+    <w:rPr>
+      <w:rFonts w:ascii="Arial MT" w:eastAsia="Arial MT" w:hAnsi="Arial MT" w:cs="Arial MT"/>
+      <w:sz w:val="17"/>
+      <w:szCs w:val="17"/>
+    </w:rPr>
   </w:style>
 </w:styles>
 </file>
